--- a/idris/Angular Node/Idris_Sadiq.docx
+++ b/idris/Angular Node/Idris_Sadiq.docx
@@ -1,6 +1,6 @@
 
 <file path=word/document.xml><?xml version="1.0" encoding="utf-8"?>
-<w:document xmlns:wpc="http://schemas.microsoft.com/office/word/2010/wordprocessingCanvas" xmlns:cx="http://schemas.microsoft.com/office/drawing/2014/chartex" xmlns:cx1="http://schemas.microsoft.com/office/drawing/2015/9/8/chartex" xmlns:cx2="http://schemas.microsoft.com/office/drawing/2015/10/21/chartex" xmlns:cx3="http://schemas.microsoft.com/office/drawing/2016/5/9/chartex" xmlns:cx4="http://schemas.microsoft.com/office/drawing/2016/5/10/chartex" xmlns:cx5="http://schemas.microsoft.com/office/drawing/2016/5/11/chartex" xmlns:cx6="http://schemas.microsoft.com/office/drawing/2016/5/12/chartex" xmlns:cx7="http://schemas.microsoft.com/office/drawing/2016/5/13/chartex" xmlns:cx8="http://schemas.microsoft.com/office/drawing/2016/5/14/chartex" xmlns:mc="http://schemas.openxmlformats.org/markup-compatibility/2006" xmlns:aink="http://schemas.microsoft.com/office/drawing/2016/ink" xmlns:am3d="http://schemas.microsoft.com/office/drawing/2017/model3d" xmlns:o="urn:schemas-microsoft-com:office:office" xmlns:oel="http://schemas.microsoft.com/office/2019/extlst" xmlns:r="http://schemas.openxmlformats.org/officeDocument/2006/relationships" xmlns:m="http://schemas.openxmlformats.org/officeDocument/2006/math" xmlns:v="urn:schemas-microsoft-com:vml" xmlns:wp14="http://schemas.microsoft.com/office/word/2010/wordprocessingDrawing" xmlns:wp="http://schemas.openxmlformats.org/drawingml/2006/wordprocessingDrawing" xmlns:w10="urn:schemas-microsoft-com:office:word" xmlns:w="http://schemas.openxmlformats.org/wordprocessingml/2006/main" xmlns:w14="http://schemas.microsoft.com/office/word/2010/wordml" xmlns:w15="http://schemas.microsoft.com/office/word/2012/wordml" xmlns:w16cex="http://schemas.microsoft.com/office/word/2018/wordml/cex" xmlns:w16cid="http://schemas.microsoft.com/office/word/2016/wordml/cid" xmlns:w16="http://schemas.microsoft.com/office/word/2018/wordml" xmlns:w16du="http://schemas.microsoft.com/office/word/2023/wordml/word16du" xmlns:w16sdtdh="http://schemas.microsoft.com/office/word/2020/wordml/sdtdatahash" xmlns:w16sdtfl="http://schemas.microsoft.com/office/word/2024/wordml/sdtformatlock" xmlns:w16se="http://schemas.microsoft.com/office/word/2015/wordml/symex" xmlns:wpg="http://schemas.microsoft.com/office/word/2010/wordprocessingGroup" xmlns:wpi="http://schemas.microsoft.com/office/word/2010/wordprocessingInk" xmlns:wne="http://schemas.microsoft.com/office/word/2006/wordml" xmlns:wps="http://schemas.microsoft.com/office/word/2010/wordprocessingShape" mc:Ignorable="w14 w15 w16se w16cid w16 w16cex w16sdtdh w16sdtfl w16du wp14">
+<w:document xmlns:wpc="http://schemas.microsoft.com/office/word/2010/wordprocessingCanvas" xmlns:mc="http://schemas.openxmlformats.org/markup-compatibility/2006" xmlns:o="urn:schemas-microsoft-com:office:office" xmlns:r="http://schemas.openxmlformats.org/officeDocument/2006/relationships" xmlns:m="http://schemas.openxmlformats.org/officeDocument/2006/math" xmlns:v="urn:schemas-microsoft-com:vml" xmlns:wp14="http://schemas.microsoft.com/office/word/2010/wordprocessingDrawing" xmlns:wp="http://schemas.openxmlformats.org/drawingml/2006/wordprocessingDrawing" xmlns:w10="urn:schemas-microsoft-com:office:word" xmlns:w="http://schemas.openxmlformats.org/wordprocessingml/2006/main" xmlns:w14="http://schemas.microsoft.com/office/word/2010/wordml" xmlns:wpg="http://schemas.microsoft.com/office/word/2010/wordprocessingGroup" xmlns:wpi="http://schemas.microsoft.com/office/word/2010/wordprocessingInk" xmlns:wne="http://schemas.microsoft.com/office/word/2006/wordml" xmlns:wps="http://schemas.microsoft.com/office/word/2010/wordprocessingShape" mc:Ignorable="w14 wp14">
   <w:body>
     <w:tbl>
       <w:tblPr>
@@ -20,15 +20,9 @@
         <w:tblLook w:val="04A0" w:firstRow="1" w:lastRow="0" w:firstColumn="1" w:lastColumn="0" w:noHBand="0" w:noVBand="1"/>
       </w:tblPr>
       <w:tblGrid>
-        <w:gridCol w:w="10180"/>
+        <w:gridCol w:w="10420"/>
       </w:tblGrid>
       <w:tr>
-        <w:tblPrEx>
-          <w:tblCellMar>
-            <w:top w:w="0" w:type="dxa"/>
-            <w:bottom w:w="0" w:type="dxa"/>
-          </w:tblCellMar>
-        </w:tblPrEx>
         <w:tc>
           <w:tcPr>
             <w:tcW w:w="0" w:type="auto"/>
@@ -52,6 +46,7 @@
               <w:spacing w:after="40"/>
               <w:jc w:val="center"/>
             </w:pPr>
+            <w:proofErr w:type="spellStart"/>
             <w:r>
               <w:rPr>
                 <w:rFonts w:ascii="Arial" w:eastAsia="Arial" w:hAnsi="Arial" w:cs="Arial"/>
@@ -61,8 +56,33 @@
                 <w:sz w:val="48"/>
                 <w:szCs w:val="48"/>
               </w:rPr>
-              <w:t>Idris Sadiq</w:t>
+              <w:t>Idris</w:t>
             </w:r>
+            <w:proofErr w:type="spellEnd"/>
+            <w:r>
+              <w:rPr>
+                <w:rFonts w:ascii="Arial" w:eastAsia="Arial" w:hAnsi="Arial" w:cs="Arial"/>
+                <w:b/>
+                <w:bCs/>
+                <w:color w:val="FFFFFF"/>
+                <w:sz w:val="48"/>
+                <w:szCs w:val="48"/>
+              </w:rPr>
+              <w:t xml:space="preserve"> </w:t>
+            </w:r>
+            <w:proofErr w:type="spellStart"/>
+            <w:r>
+              <w:rPr>
+                <w:rFonts w:ascii="Arial" w:eastAsia="Arial" w:hAnsi="Arial" w:cs="Arial"/>
+                <w:b/>
+                <w:bCs/>
+                <w:color w:val="FFFFFF"/>
+                <w:sz w:val="48"/>
+                <w:szCs w:val="48"/>
+              </w:rPr>
+              <w:t>Sadiq</w:t>
+            </w:r>
+            <w:proofErr w:type="spellEnd"/>
           </w:p>
           <w:p>
             <w:pPr>
@@ -89,7 +109,21 @@
                 <w:rFonts w:ascii="Arial" w:eastAsia="Arial" w:hAnsi="Arial" w:cs="Arial"/>
                 <w:color w:val="BBBBBB"/>
               </w:rPr>
-              <w:t>idrissadiqdev@outlook.com  |  +1 9297829204  |  Los Angeles, California, United States</w:t>
+              <w:t xml:space="preserve">idrissadiqdev@outlook.com  </w:t>
+            </w:r>
+            <w:r>
+              <w:rPr>
+                <w:rFonts w:ascii="Arial" w:eastAsia="Arial" w:hAnsi="Arial" w:cs="Arial"/>
+                <w:color w:val="BBBBBB"/>
+              </w:rPr>
+              <w:t>+1 (424) 458-6548</w:t>
+            </w:r>
+            <w:r>
+              <w:rPr>
+                <w:rFonts w:ascii="Arial" w:eastAsia="Arial" w:hAnsi="Arial" w:cs="Arial"/>
+                <w:color w:val="BBBBBB"/>
+              </w:rPr>
+              <w:t>|  Los Angeles, California, United States</w:t>
             </w:r>
           </w:p>
           <w:p>
@@ -103,6 +137,8 @@
               </w:rPr>
               <w:t>LinkedIn: linkedin.com/in/idris-sadiq-958b453a6</w:t>
             </w:r>
+            <w:bookmarkStart w:id="0" w:name="_GoBack"/>
+            <w:bookmarkEnd w:id="0"/>
           </w:p>
         </w:tc>
       </w:tr>
@@ -142,7 +178,45 @@
           <w:sz w:val="21"/>
           <w:szCs w:val="21"/>
         </w:rPr>
-        <w:t>Senior Software Engineer with ~10 years delivering Angular + Node.js products end-to-end, from modular, accessible frontends to reliable APIs, data modeling, and production operations. Strong focus on scalable web platforms, performance tuning, and pragmatic engineering that turns ambiguous requirements into shippable increments with clear ownership. Experienced modernizing legacy frontends into Angular feature modules, designing REST/</w:t>
+        <w:t>Senior Software Engineer with ~10 years delivering Angular +</w:t>
+      </w:r>
+      <w:r>
+        <w:rPr>
+          <w:rFonts w:ascii="Arial" w:eastAsia="Arial" w:hAnsi="Arial" w:cs="Arial"/>
+          <w:color w:val="111111"/>
+          <w:sz w:val="21"/>
+          <w:szCs w:val="21"/>
+        </w:rPr>
+        <w:t xml:space="preserve"> Node.js products end-to-end, from modular, accessible frontends to reliable APIs, data modeling, and production operations. </w:t>
+      </w:r>
+      <w:proofErr w:type="gramStart"/>
+      <w:r>
+        <w:rPr>
+          <w:rFonts w:ascii="Arial" w:eastAsia="Arial" w:hAnsi="Arial" w:cs="Arial"/>
+          <w:color w:val="111111"/>
+          <w:sz w:val="21"/>
+          <w:szCs w:val="21"/>
+        </w:rPr>
+        <w:t>Strong focus on scalable web platforms, performance tuning, and pragmatic engineering that turns ambiguous requirements into shippa</w:t>
+      </w:r>
+      <w:r>
+        <w:rPr>
+          <w:rFonts w:ascii="Arial" w:eastAsia="Arial" w:hAnsi="Arial" w:cs="Arial"/>
+          <w:color w:val="111111"/>
+          <w:sz w:val="21"/>
+          <w:szCs w:val="21"/>
+        </w:rPr>
+        <w:t>ble increments with clear ownership.</w:t>
+      </w:r>
+      <w:proofErr w:type="gramEnd"/>
+      <w:r>
+        <w:rPr>
+          <w:rFonts w:ascii="Arial" w:eastAsia="Arial" w:hAnsi="Arial" w:cs="Arial"/>
+          <w:color w:val="111111"/>
+          <w:sz w:val="21"/>
+          <w:szCs w:val="21"/>
+        </w:rPr>
+        <w:t xml:space="preserve"> Experienced modernizing legacy frontends into Angular feature modules, designing REST/</w:t>
       </w:r>
       <w:proofErr w:type="spellStart"/>
       <w:r>
@@ -162,7 +236,16 @@
           <w:sz w:val="21"/>
           <w:szCs w:val="21"/>
         </w:rPr>
-        <w:t xml:space="preserve"> services, building event-driven backends, and improving observability to reduce on-call noise. Comfortable partnering with product and non-engineering stakeholders, setting measurable outcomes, and delivering features safely through testing, CI/CD, and staged rollouts.</w:t>
+        <w:t xml:space="preserve"> services, building event-driven backends, and improving observability to reduce on-call noise. Comfortable partnering with pr</w:t>
+      </w:r>
+      <w:r>
+        <w:rPr>
+          <w:rFonts w:ascii="Arial" w:eastAsia="Arial" w:hAnsi="Arial" w:cs="Arial"/>
+          <w:color w:val="111111"/>
+          <w:sz w:val="21"/>
+          <w:szCs w:val="21"/>
+        </w:rPr>
+        <w:t>oduct and non-engineering stakeholders, setting measurable outcomes, and delivering features safely through testing, CI/CD, and staged rollouts.</w:t>
       </w:r>
     </w:p>
     <w:p>
@@ -205,7 +288,16 @@
           <w:sz w:val="21"/>
           <w:szCs w:val="21"/>
         </w:rPr>
-        <w:t>JavaScript (ES6+), TypeScript, Node.js, Python, SQL, Bash, Go (basic scripting for tooling), HTML5, CSS3</w:t>
+        <w:t>JavaScript (ES6+), TypeScript, Node.js, Python, SQL, Bash, Go (basic scripting for tooling)</w:t>
+      </w:r>
+      <w:r>
+        <w:rPr>
+          <w:rFonts w:ascii="Arial" w:eastAsia="Arial" w:hAnsi="Arial" w:cs="Arial"/>
+          <w:color w:val="111111"/>
+          <w:sz w:val="21"/>
+          <w:szCs w:val="21"/>
+        </w:rPr>
+        <w:t>, HTML5, CSS3</w:t>
       </w:r>
     </w:p>
     <w:p>
@@ -270,7 +362,45 @@
           <w:sz w:val="21"/>
           <w:szCs w:val="21"/>
         </w:rPr>
-        <w:t xml:space="preserve"> (Redux-style state), Signals (Angular modern reactivity), Standalone Components, Reactive Forms, Angular Material, Component-driven UI Architecture, Design Systems &amp; UI Libraries, Micro-frontend patterns (Module Federation concepts), Accessibility (WCAG-minded UI), Performance profiling (Lighthouse, Web Vitals), Client-side caching patterns, Internationalization (i18n) patterns, Storybook (component documentation), Webpack (build tooling), SSR concepts (where applicable), HTML semantics and ARIA, CSS architecture (BEM-like, utility-first patterns), Tailwind CSS, Bootstrap</w:t>
+        <w:t xml:space="preserve"> (</w:t>
+      </w:r>
+      <w:proofErr w:type="spellStart"/>
+      <w:r>
+        <w:rPr>
+          <w:rFonts w:ascii="Arial" w:eastAsia="Arial" w:hAnsi="Arial" w:cs="Arial"/>
+          <w:color w:val="111111"/>
+          <w:sz w:val="21"/>
+          <w:szCs w:val="21"/>
+        </w:rPr>
+        <w:t>Redux</w:t>
+      </w:r>
+      <w:proofErr w:type="spellEnd"/>
+      <w:r>
+        <w:rPr>
+          <w:rFonts w:ascii="Arial" w:eastAsia="Arial" w:hAnsi="Arial" w:cs="Arial"/>
+          <w:color w:val="111111"/>
+          <w:sz w:val="21"/>
+          <w:szCs w:val="21"/>
+        </w:rPr>
+        <w:t>-style state), Signals (Angular modern reactivity), Standalone Components, Reactive Forms, Angular Material, Component-driven UI Architecture, Design Systems &amp; UI Libraries, Micro-frontend</w:t>
+      </w:r>
+      <w:r>
+        <w:rPr>
+          <w:rFonts w:ascii="Arial" w:eastAsia="Arial" w:hAnsi="Arial" w:cs="Arial"/>
+          <w:color w:val="111111"/>
+          <w:sz w:val="21"/>
+          <w:szCs w:val="21"/>
+        </w:rPr>
+        <w:t xml:space="preserve"> patterns (Module Federation concepts), Accessibility (WCAG-minded UI), Performance profiling (Lighthouse, Web Vitals), Client-side caching patterns, Internationalization (i18n) patterns, Storybook (component documentation), Webpack (build tooling), SSR co</w:t>
+      </w:r>
+      <w:r>
+        <w:rPr>
+          <w:rFonts w:ascii="Arial" w:eastAsia="Arial" w:hAnsi="Arial" w:cs="Arial"/>
+          <w:color w:val="111111"/>
+          <w:sz w:val="21"/>
+          <w:szCs w:val="21"/>
+        </w:rPr>
+        <w:t>ncepts (where applicable), HTML semantics and ARIA, CSS architecture (BEM-like, utility-first patterns), Tailwind CSS, Bootstrap</w:t>
       </w:r>
     </w:p>
     <w:p>
@@ -355,7 +485,16 @@
           <w:sz w:val="21"/>
           <w:szCs w:val="21"/>
         </w:rPr>
-        <w:t xml:space="preserve">, Background Jobs, Event-Driven Architecture, Rate Limiting &amp; Retries, Idempotency Patterns, Caching Strategies, API Versioning, Auth (JWT, OAuth 2.0), Webhook Design &amp; Verification, File/Media Handling (S3-style workflows), </w:t>
+        <w:t>, Background Jobs, Event-Driven A</w:t>
+      </w:r>
+      <w:r>
+        <w:rPr>
+          <w:rFonts w:ascii="Arial" w:eastAsia="Arial" w:hAnsi="Arial" w:cs="Arial"/>
+          <w:color w:val="111111"/>
+          <w:sz w:val="21"/>
+          <w:szCs w:val="21"/>
+        </w:rPr>
+        <w:t xml:space="preserve">rchitecture, Rate Limiting &amp; Retries, Idempotency Patterns, Caching Strategies, API Versioning, Auth (JWT, OAuth 2.0), Webhook Design &amp; Verification, File/Media Handling (S3-style workflows), </w:t>
       </w:r>
       <w:proofErr w:type="spellStart"/>
       <w:r>
@@ -375,7 +514,16 @@
           <w:sz w:val="21"/>
           <w:szCs w:val="21"/>
         </w:rPr>
-        <w:t>/Swagger-driven contracts, Request validation (schema-based patterns)</w:t>
+        <w:t>/Swagger-driven contracts, Request validation (schema-bas</w:t>
+      </w:r>
+      <w:r>
+        <w:rPr>
+          <w:rFonts w:ascii="Arial" w:eastAsia="Arial" w:hAnsi="Arial" w:cs="Arial"/>
+          <w:color w:val="111111"/>
+          <w:sz w:val="21"/>
+          <w:szCs w:val="21"/>
+        </w:rPr>
+        <w:t>ed patterns)</w:t>
       </w:r>
     </w:p>
     <w:p>
@@ -445,7 +593,27 @@
           <w:sz w:val="21"/>
           <w:szCs w:val="21"/>
         </w:rPr>
-        <w:t>, CloudWatch, IAM, Secrets Management (SSM/Secrets Manager patterns)</w:t>
+        <w:t xml:space="preserve">, </w:t>
+      </w:r>
+      <w:proofErr w:type="spellStart"/>
+      <w:r>
+        <w:rPr>
+          <w:rFonts w:ascii="Arial" w:eastAsia="Arial" w:hAnsi="Arial" w:cs="Arial"/>
+          <w:color w:val="111111"/>
+          <w:sz w:val="21"/>
+          <w:szCs w:val="21"/>
+        </w:rPr>
+        <w:t>CloudWatch</w:t>
+      </w:r>
+      <w:proofErr w:type="spellEnd"/>
+      <w:r>
+        <w:rPr>
+          <w:rFonts w:ascii="Arial" w:eastAsia="Arial" w:hAnsi="Arial" w:cs="Arial"/>
+          <w:color w:val="111111"/>
+          <w:sz w:val="21"/>
+          <w:szCs w:val="21"/>
+        </w:rPr>
+        <w:t>, IAM, Secrets Management (SSM/Secrets Manager patterns)</w:t>
       </w:r>
     </w:p>
     <w:p>
@@ -470,7 +638,16 @@
           <w:sz w:val="21"/>
           <w:szCs w:val="21"/>
         </w:rPr>
-        <w:t>Docker, Kubernetes, Terraform, CI/CD Pipelines, GitHub Actions, Jenkins, Release Automation, Artifact Versioning &amp; Promotion, Blue/Green and Canary rollouts, Infrastructure-as-Code workflows, Environment promotion strategies</w:t>
+        <w:t>Docker, Kubernetes, Terraform, CI/CD Pipelines, GitHub Actions, Jenkins, Release Automation, Artifact Ve</w:t>
+      </w:r>
+      <w:r>
+        <w:rPr>
+          <w:rFonts w:ascii="Arial" w:eastAsia="Arial" w:hAnsi="Arial" w:cs="Arial"/>
+          <w:color w:val="111111"/>
+          <w:sz w:val="21"/>
+          <w:szCs w:val="21"/>
+        </w:rPr>
+        <w:t>rsioning &amp; Promotion, Blue/Green and Canary rollouts, Infrastructure-as-Code workflows, Environment promotion strategies</w:t>
       </w:r>
     </w:p>
     <w:p>
@@ -495,7 +672,36 @@
           <w:sz w:val="21"/>
           <w:szCs w:val="21"/>
         </w:rPr>
-        <w:t>Structured Logging, Metrics &amp; Dashboards, Distributed Tracing, Prometheus, Grafana, Datadog, SLO/SLI Design, Incident Response, Postmortems and follow-ups, Alert tuning and noise reduction</w:t>
+        <w:t>Structured Logging, Metrics &amp; Dashboards, Distributed Tracing, Prometheus, Grafana, Datadog, SLO/SLI Design, Incident Re</w:t>
+      </w:r>
+      <w:r>
+        <w:rPr>
+          <w:rFonts w:ascii="Arial" w:eastAsia="Arial" w:hAnsi="Arial" w:cs="Arial"/>
+          <w:color w:val="111111"/>
+          <w:sz w:val="21"/>
+          <w:szCs w:val="21"/>
+        </w:rPr>
+        <w:t xml:space="preserve">sponse, Postmortems and follow-ups, </w:t>
+      </w:r>
+      <w:proofErr w:type="gramStart"/>
+      <w:r>
+        <w:rPr>
+          <w:rFonts w:ascii="Arial" w:eastAsia="Arial" w:hAnsi="Arial" w:cs="Arial"/>
+          <w:color w:val="111111"/>
+          <w:sz w:val="21"/>
+          <w:szCs w:val="21"/>
+        </w:rPr>
+        <w:t>Alert</w:t>
+      </w:r>
+      <w:proofErr w:type="gramEnd"/>
+      <w:r>
+        <w:rPr>
+          <w:rFonts w:ascii="Arial" w:eastAsia="Arial" w:hAnsi="Arial" w:cs="Arial"/>
+          <w:color w:val="111111"/>
+          <w:sz w:val="21"/>
+          <w:szCs w:val="21"/>
+        </w:rPr>
+        <w:t xml:space="preserve"> tuning and noise reduction</w:t>
       </w:r>
     </w:p>
     <w:p>
@@ -560,7 +766,16 @@
           <w:sz w:val="21"/>
           <w:szCs w:val="21"/>
         </w:rPr>
-        <w:t>, Integration Testing, Contract Testing, Load/Performance Testing (k6-like patterns)</w:t>
+        <w:t xml:space="preserve">, Integration Testing, Contract Testing, Load/Performance </w:t>
+      </w:r>
+      <w:r>
+        <w:rPr>
+          <w:rFonts w:ascii="Arial" w:eastAsia="Arial" w:hAnsi="Arial" w:cs="Arial"/>
+          <w:color w:val="111111"/>
+          <w:sz w:val="21"/>
+          <w:szCs w:val="21"/>
+        </w:rPr>
+        <w:t>Testing (k6-like patterns)</w:t>
       </w:r>
     </w:p>
     <w:p>
@@ -585,7 +800,36 @@
           <w:sz w:val="21"/>
           <w:szCs w:val="21"/>
         </w:rPr>
-        <w:t>System Design, Clean Architecture / Layered Services, Monolith-to-services decomposition, Secure-by-default engineering, Code Reviews &amp; Mentorship, Incremental delivery and scoping, Documentation and runbooks, API governance and lifecycle management, Operational readiness reviews</w:t>
+        <w:t xml:space="preserve">System Design, Clean Architecture / Layered Services, Monolith-to-services </w:t>
+      </w:r>
+      <w:proofErr w:type="gramStart"/>
+      <w:r>
+        <w:rPr>
+          <w:rFonts w:ascii="Arial" w:eastAsia="Arial" w:hAnsi="Arial" w:cs="Arial"/>
+          <w:color w:val="111111"/>
+          <w:sz w:val="21"/>
+          <w:szCs w:val="21"/>
+        </w:rPr>
+        <w:t>decomposition</w:t>
+      </w:r>
+      <w:proofErr w:type="gramEnd"/>
+      <w:r>
+        <w:rPr>
+          <w:rFonts w:ascii="Arial" w:eastAsia="Arial" w:hAnsi="Arial" w:cs="Arial"/>
+          <w:color w:val="111111"/>
+          <w:sz w:val="21"/>
+          <w:szCs w:val="21"/>
+        </w:rPr>
+        <w:t>, Secure-by-default engineering, Code Reviews &amp; Mentorship, Incremental delivery and scoping, Documentation and run</w:t>
+      </w:r>
+      <w:r>
+        <w:rPr>
+          <w:rFonts w:ascii="Arial" w:eastAsia="Arial" w:hAnsi="Arial" w:cs="Arial"/>
+          <w:color w:val="111111"/>
+          <w:sz w:val="21"/>
+          <w:szCs w:val="21"/>
+        </w:rPr>
+        <w:t>books, API governance and lifecycle management, Operational readiness reviews</w:t>
       </w:r>
     </w:p>
     <w:p>
@@ -626,6 +870,7 @@
     </w:p>
     <w:p>
       <w:proofErr w:type="spellStart"/>
+      <w:proofErr w:type="gramStart"/>
       <w:r>
         <w:rPr>
           <w:rFonts w:ascii="Arial" w:eastAsia="Arial" w:hAnsi="Arial" w:cs="Arial"/>
@@ -643,55 +888,103 @@
           <w:sz w:val="21"/>
           <w:szCs w:val="21"/>
         </w:rPr>
-        <w:t xml:space="preserve">  |  January 2021 - December 2025</w:t>
-      </w:r>
-    </w:p>
-    <w:p>
-      <w:pPr>
-        <w:spacing w:after="40"/>
-        <w:ind w:left="280"/>
-        <w:jc w:val="both"/>
-      </w:pPr>
-      <w:r>
-        <w:rPr>
-          <w:rFonts w:ascii="Arial" w:eastAsia="Arial" w:hAnsi="Arial" w:cs="Arial"/>
-          <w:color w:val="111111"/>
-          <w:sz w:val="21"/>
-          <w:szCs w:val="21"/>
-        </w:rPr>
-        <w:t>- Led a multi-team Angular + Node.js platform overhaul by decomposing a monolithic UI into feature modules with strict boundaries, reducing merge conflicts and enabling parallel delivery across squads.</w:t>
-      </w:r>
-    </w:p>
-    <w:p>
-      <w:pPr>
-        <w:spacing w:after="40"/>
-        <w:ind w:left="280"/>
-        <w:jc w:val="both"/>
-      </w:pPr>
-      <w:r>
-        <w:rPr>
-          <w:rFonts w:ascii="Arial" w:eastAsia="Arial" w:hAnsi="Arial" w:cs="Arial"/>
-          <w:color w:val="111111"/>
-          <w:sz w:val="21"/>
-          <w:szCs w:val="21"/>
-        </w:rPr>
-        <w:t>- Implemented a shared Angular design system with accessibility-first components, theme tokens, and automated visual regression checks so UI changes shipped predictably without breaking critical flows.</w:t>
-      </w:r>
-    </w:p>
-    <w:p>
-      <w:pPr>
-        <w:spacing w:after="40"/>
-        <w:ind w:left="280"/>
-        <w:jc w:val="both"/>
-      </w:pPr>
-      <w:r>
-        <w:rPr>
-          <w:rFonts w:ascii="Arial" w:eastAsia="Arial" w:hAnsi="Arial" w:cs="Arial"/>
-          <w:color w:val="111111"/>
-          <w:sz w:val="21"/>
-          <w:szCs w:val="21"/>
-        </w:rPr>
-        <w:t>- Designed a Node.js API layer with consistent pagination, filtering, and error contracts, then introduced versioned endpoints to support gradual client migration without disruptive releases.</w:t>
+        <w:t xml:space="preserve">  |</w:t>
+      </w:r>
+      <w:proofErr w:type="gramEnd"/>
+      <w:r>
+        <w:rPr>
+          <w:rFonts w:ascii="Arial" w:eastAsia="Arial" w:hAnsi="Arial" w:cs="Arial"/>
+          <w:color w:val="555555"/>
+          <w:sz w:val="21"/>
+          <w:szCs w:val="21"/>
+        </w:rPr>
+        <w:t xml:space="preserve">  January 2021 - December 2025</w:t>
+      </w:r>
+    </w:p>
+    <w:p>
+      <w:pPr>
+        <w:spacing w:after="40"/>
+        <w:ind w:left="280"/>
+        <w:jc w:val="both"/>
+      </w:pPr>
+      <w:r>
+        <w:rPr>
+          <w:rFonts w:ascii="Arial" w:eastAsia="Arial" w:hAnsi="Arial" w:cs="Arial"/>
+          <w:color w:val="111111"/>
+          <w:sz w:val="21"/>
+          <w:szCs w:val="21"/>
+        </w:rPr>
+        <w:t xml:space="preserve">- Led a multi-team Angular + Node.js platform overhaul by decomposing a monolithic UI into </w:t>
+      </w:r>
+      <w:r>
+        <w:rPr>
+          <w:rFonts w:ascii="Arial" w:eastAsia="Arial" w:hAnsi="Arial" w:cs="Arial"/>
+          <w:color w:val="111111"/>
+          <w:sz w:val="21"/>
+          <w:szCs w:val="21"/>
+        </w:rPr>
+        <w:t>feature modules with strict boundaries, reducing merge conflicts and enabling parallel delivery across squads.</w:t>
+      </w:r>
+    </w:p>
+    <w:p>
+      <w:pPr>
+        <w:spacing w:after="40"/>
+        <w:ind w:left="280"/>
+        <w:jc w:val="both"/>
+      </w:pPr>
+      <w:r>
+        <w:rPr>
+          <w:rFonts w:ascii="Arial" w:eastAsia="Arial" w:hAnsi="Arial" w:cs="Arial"/>
+          <w:color w:val="111111"/>
+          <w:sz w:val="21"/>
+          <w:szCs w:val="21"/>
+        </w:rPr>
+        <w:t>- Implemented a shared Angular design system with accessibility-first components, theme tokens, and automated visual regression checks so UI chan</w:t>
+      </w:r>
+      <w:r>
+        <w:rPr>
+          <w:rFonts w:ascii="Arial" w:eastAsia="Arial" w:hAnsi="Arial" w:cs="Arial"/>
+          <w:color w:val="111111"/>
+          <w:sz w:val="21"/>
+          <w:szCs w:val="21"/>
+        </w:rPr>
+        <w:t>ges shipped predictably without breaking critical flows.</w:t>
+      </w:r>
+    </w:p>
+    <w:p>
+      <w:pPr>
+        <w:spacing w:after="40"/>
+        <w:ind w:left="280"/>
+        <w:jc w:val="both"/>
+      </w:pPr>
+      <w:r>
+        <w:rPr>
+          <w:rFonts w:ascii="Arial" w:eastAsia="Arial" w:hAnsi="Arial" w:cs="Arial"/>
+          <w:color w:val="111111"/>
+          <w:sz w:val="21"/>
+          <w:szCs w:val="21"/>
+        </w:rPr>
+        <w:t xml:space="preserve">- Designed a Node.js API layer with consistent pagination, filtering, and error contracts, </w:t>
+      </w:r>
+      <w:proofErr w:type="gramStart"/>
+      <w:r>
+        <w:rPr>
+          <w:rFonts w:ascii="Arial" w:eastAsia="Arial" w:hAnsi="Arial" w:cs="Arial"/>
+          <w:color w:val="111111"/>
+          <w:sz w:val="21"/>
+          <w:szCs w:val="21"/>
+        </w:rPr>
+        <w:t>then</w:t>
+      </w:r>
+      <w:proofErr w:type="gramEnd"/>
+      <w:r>
+        <w:rPr>
+          <w:rFonts w:ascii="Arial" w:eastAsia="Arial" w:hAnsi="Arial" w:cs="Arial"/>
+          <w:color w:val="111111"/>
+          <w:sz w:val="21"/>
+          <w:szCs w:val="21"/>
+        </w:rPr>
+        <w:t xml:space="preserve"> introduced versioned endpoints to support gradual client migration without disruptive releases.</w:t>
       </w:r>
     </w:p>
     <w:p>
@@ -708,55 +1001,91 @@
           <w:szCs w:val="21"/>
         </w:rPr>
         <w:lastRenderedPageBreak/>
-        <w:t>- Built event-driven workflows using SQS-style queues and idempotent handlers so retries were safe, duplicate side effects were prevented, and customer operations remained consistent under load.</w:t>
-      </w:r>
-    </w:p>
-    <w:p>
-      <w:pPr>
-        <w:spacing w:after="40"/>
-        <w:ind w:left="280"/>
-        <w:jc w:val="both"/>
-      </w:pPr>
-      <w:r>
-        <w:rPr>
-          <w:rFonts w:ascii="Arial" w:eastAsia="Arial" w:hAnsi="Arial" w:cs="Arial"/>
-          <w:color w:val="111111"/>
-          <w:sz w:val="21"/>
-          <w:szCs w:val="21"/>
-        </w:rPr>
-        <w:t>- Optimized PostgreSQL performance by rewriting slow queries, adding targeted composite indexes, and introducing query plans into code review, cutting p95 latency for key endpoints significantly.</w:t>
-      </w:r>
-    </w:p>
-    <w:p>
-      <w:pPr>
-        <w:spacing w:after="40"/>
-        <w:ind w:left="280"/>
-        <w:jc w:val="both"/>
-      </w:pPr>
-      <w:r>
-        <w:rPr>
-          <w:rFonts w:ascii="Arial" w:eastAsia="Arial" w:hAnsi="Arial" w:cs="Arial"/>
-          <w:color w:val="111111"/>
-          <w:sz w:val="21"/>
-          <w:szCs w:val="21"/>
-        </w:rPr>
-        <w:t>- Introduced structured logging and distributed tracing across services, correlating client requests to backend spans so on-call debugging moved from guesswork to fast, evidence-based diagnosis.</w:t>
-      </w:r>
-    </w:p>
-    <w:p>
-      <w:pPr>
-        <w:spacing w:after="40"/>
-        <w:ind w:left="280"/>
-        <w:jc w:val="both"/>
-      </w:pPr>
-      <w:r>
-        <w:rPr>
-          <w:rFonts w:ascii="Arial" w:eastAsia="Arial" w:hAnsi="Arial" w:cs="Arial"/>
-          <w:color w:val="111111"/>
-          <w:sz w:val="21"/>
-          <w:szCs w:val="21"/>
-        </w:rPr>
-        <w:t>- Created CI pipelines with contract tests and staged rollouts, ensuring backward-compatible deployments and reducing production incidents caused by schema drift or unexpected client behavior.</w:t>
+        <w:t>- Built</w:t>
+      </w:r>
+      <w:r>
+        <w:rPr>
+          <w:rFonts w:ascii="Arial" w:eastAsia="Arial" w:hAnsi="Arial" w:cs="Arial"/>
+          <w:color w:val="111111"/>
+          <w:sz w:val="21"/>
+          <w:szCs w:val="21"/>
+        </w:rPr>
+        <w:t xml:space="preserve"> event-driven workflows using SQS-style queues and idempotent handlers so retries were safe, duplicate side effects were prevented, and customer operations remained consistent under load.</w:t>
+      </w:r>
+    </w:p>
+    <w:p>
+      <w:pPr>
+        <w:spacing w:after="40"/>
+        <w:ind w:left="280"/>
+        <w:jc w:val="both"/>
+      </w:pPr>
+      <w:r>
+        <w:rPr>
+          <w:rFonts w:ascii="Arial" w:eastAsia="Arial" w:hAnsi="Arial" w:cs="Arial"/>
+          <w:color w:val="111111"/>
+          <w:sz w:val="21"/>
+          <w:szCs w:val="21"/>
+        </w:rPr>
+        <w:t>- Optimized PostgreSQL performance by rewriting slow queries, adding</w:t>
+      </w:r>
+      <w:r>
+        <w:rPr>
+          <w:rFonts w:ascii="Arial" w:eastAsia="Arial" w:hAnsi="Arial" w:cs="Arial"/>
+          <w:color w:val="111111"/>
+          <w:sz w:val="21"/>
+          <w:szCs w:val="21"/>
+        </w:rPr>
+        <w:t xml:space="preserve"> targeted composite indexes, and introducing query plans into code review, cutting p95 latency for key endpoints significantly.</w:t>
+      </w:r>
+    </w:p>
+    <w:p>
+      <w:pPr>
+        <w:spacing w:after="40"/>
+        <w:ind w:left="280"/>
+        <w:jc w:val="both"/>
+      </w:pPr>
+      <w:r>
+        <w:rPr>
+          <w:rFonts w:ascii="Arial" w:eastAsia="Arial" w:hAnsi="Arial" w:cs="Arial"/>
+          <w:color w:val="111111"/>
+          <w:sz w:val="21"/>
+          <w:szCs w:val="21"/>
+        </w:rPr>
+        <w:t>- Introduced structured logging and distributed tracing across services, correlating client requests to backend spans so on-call</w:t>
+      </w:r>
+      <w:r>
+        <w:rPr>
+          <w:rFonts w:ascii="Arial" w:eastAsia="Arial" w:hAnsi="Arial" w:cs="Arial"/>
+          <w:color w:val="111111"/>
+          <w:sz w:val="21"/>
+          <w:szCs w:val="21"/>
+        </w:rPr>
+        <w:t xml:space="preserve"> debugging moved from guesswork to fast, evidence-based diagnosis.</w:t>
+      </w:r>
+    </w:p>
+    <w:p>
+      <w:pPr>
+        <w:spacing w:after="40"/>
+        <w:ind w:left="280"/>
+        <w:jc w:val="both"/>
+      </w:pPr>
+      <w:r>
+        <w:rPr>
+          <w:rFonts w:ascii="Arial" w:eastAsia="Arial" w:hAnsi="Arial" w:cs="Arial"/>
+          <w:color w:val="111111"/>
+          <w:sz w:val="21"/>
+          <w:szCs w:val="21"/>
+        </w:rPr>
+        <w:t>- Created CI pipelines with contract tests and staged rollouts, ensuring backward-compatible deployments and reducing production incidents caused by schema drift or unexpected client behavi</w:t>
+      </w:r>
+      <w:r>
+        <w:rPr>
+          <w:rFonts w:ascii="Arial" w:eastAsia="Arial" w:hAnsi="Arial" w:cs="Arial"/>
+          <w:color w:val="111111"/>
+          <w:sz w:val="21"/>
+          <w:szCs w:val="21"/>
+        </w:rPr>
+        <w:t>or.</w:t>
       </w:r>
     </w:p>
     <w:p>
@@ -788,23 +1117,41 @@
           <w:sz w:val="21"/>
           <w:szCs w:val="21"/>
         </w:rPr>
-        <w:t>- Partnered with product to translate ambiguous requirements into shippable milestones, writing lightweight RFCs that clarified scope, risks, and measurable success criteria for each release.</w:t>
-      </w:r>
-    </w:p>
-    <w:p>
-      <w:pPr>
-        <w:spacing w:after="40"/>
-        <w:ind w:left="280"/>
-        <w:jc w:val="both"/>
-      </w:pPr>
-      <w:r>
-        <w:rPr>
-          <w:rFonts w:ascii="Arial" w:eastAsia="Arial" w:hAnsi="Arial" w:cs="Arial"/>
-          <w:color w:val="111111"/>
-          <w:sz w:val="21"/>
-          <w:szCs w:val="21"/>
-        </w:rPr>
-        <w:t>- Owned production reliability for several services by defining SLOs, tuning alerts to reduce noise, and running post-incident reviews that resulted in concrete engineering follow-ups.</w:t>
+        <w:t>- Partnered with product to translate ambiguous requirements into shipp</w:t>
+      </w:r>
+      <w:r>
+        <w:rPr>
+          <w:rFonts w:ascii="Arial" w:eastAsia="Arial" w:hAnsi="Arial" w:cs="Arial"/>
+          <w:color w:val="111111"/>
+          <w:sz w:val="21"/>
+          <w:szCs w:val="21"/>
+        </w:rPr>
+        <w:t>able milestones, writing lightweight RFCs that clarified scope, risks, and measurable success criteria for each release.</w:t>
+      </w:r>
+    </w:p>
+    <w:p>
+      <w:pPr>
+        <w:spacing w:after="40"/>
+        <w:ind w:left="280"/>
+        <w:jc w:val="both"/>
+      </w:pPr>
+      <w:r>
+        <w:rPr>
+          <w:rFonts w:ascii="Arial" w:eastAsia="Arial" w:hAnsi="Arial" w:cs="Arial"/>
+          <w:color w:val="111111"/>
+          <w:sz w:val="21"/>
+          <w:szCs w:val="21"/>
+        </w:rPr>
+        <w:t xml:space="preserve">- Owned production reliability for several services by defining SLOs, tuning alerts to reduce noise, and running post-incident reviews </w:t>
+      </w:r>
+      <w:r>
+        <w:rPr>
+          <w:rFonts w:ascii="Arial" w:eastAsia="Arial" w:hAnsi="Arial" w:cs="Arial"/>
+          <w:color w:val="111111"/>
+          <w:sz w:val="21"/>
+          <w:szCs w:val="21"/>
+        </w:rPr>
+        <w:t>that resulted in concrete engineering follow-ups.</w:t>
       </w:r>
     </w:p>
     <w:p>
@@ -836,39 +1183,66 @@
           <w:sz w:val="21"/>
           <w:szCs w:val="21"/>
         </w:rPr>
-        <w:t>- Modernized legacy frontend build tooling to improve bundle sizes and Web Vitals, using code-splitting, lazy routes, and performance budgets to keep regressions visible and actionable.</w:t>
-      </w:r>
-    </w:p>
-    <w:p>
-      <w:pPr>
-        <w:spacing w:after="40"/>
-        <w:ind w:left="280"/>
-        <w:jc w:val="both"/>
-      </w:pPr>
-      <w:r>
-        <w:rPr>
-          <w:rFonts w:ascii="Arial" w:eastAsia="Arial" w:hAnsi="Arial" w:cs="Arial"/>
-          <w:color w:val="111111"/>
-          <w:sz w:val="21"/>
-          <w:szCs w:val="21"/>
-        </w:rPr>
-        <w:t>- Mentored engineers through design reviews and pair sessions, focusing on maintainable abstractions, testability, and pragmatic tradeoffs that kept delivery fast without accruing hidden debt.</w:t>
-      </w:r>
-    </w:p>
-    <w:p>
-      <w:pPr>
-        <w:spacing w:after="40"/>
-        <w:ind w:left="280"/>
-        <w:jc w:val="both"/>
-      </w:pPr>
-      <w:r>
-        <w:rPr>
-          <w:rFonts w:ascii="Arial" w:eastAsia="Arial" w:hAnsi="Arial" w:cs="Arial"/>
-          <w:color w:val="111111"/>
-          <w:sz w:val="21"/>
-          <w:szCs w:val="21"/>
-        </w:rPr>
-        <w:t>- Built internal admin tools in Angular for support and operations, including audit trails and permission gates so sensitive actions were traceable and aligned with compliance needs.</w:t>
+        <w:t>- Moderni</w:t>
+      </w:r>
+      <w:r>
+        <w:rPr>
+          <w:rFonts w:ascii="Arial" w:eastAsia="Arial" w:hAnsi="Arial" w:cs="Arial"/>
+          <w:color w:val="111111"/>
+          <w:sz w:val="21"/>
+          <w:szCs w:val="21"/>
+        </w:rPr>
+        <w:t>zed legacy frontend build tooling to improve bundle sizes and Web Vitals, using code-splitting, lazy routes, and performance budgets to keep regressions visible and actionable.</w:t>
+      </w:r>
+    </w:p>
+    <w:p>
+      <w:pPr>
+        <w:spacing w:after="40"/>
+        <w:ind w:left="280"/>
+        <w:jc w:val="both"/>
+      </w:pPr>
+      <w:r>
+        <w:rPr>
+          <w:rFonts w:ascii="Arial" w:eastAsia="Arial" w:hAnsi="Arial" w:cs="Arial"/>
+          <w:color w:val="111111"/>
+          <w:sz w:val="21"/>
+          <w:szCs w:val="21"/>
+        </w:rPr>
+        <w:t>- Mentored engineers through design reviews and pair sessions, focusing on main</w:t>
+      </w:r>
+      <w:r>
+        <w:rPr>
+          <w:rFonts w:ascii="Arial" w:eastAsia="Arial" w:hAnsi="Arial" w:cs="Arial"/>
+          <w:color w:val="111111"/>
+          <w:sz w:val="21"/>
+          <w:szCs w:val="21"/>
+        </w:rPr>
+        <w:t>tainable abstractions, testability, and pragmatic tradeoffs that kept delivery fast without accruing hidden debt.</w:t>
+      </w:r>
+    </w:p>
+    <w:p>
+      <w:pPr>
+        <w:spacing w:after="40"/>
+        <w:ind w:left="280"/>
+        <w:jc w:val="both"/>
+      </w:pPr>
+      <w:r>
+        <w:rPr>
+          <w:rFonts w:ascii="Arial" w:eastAsia="Arial" w:hAnsi="Arial" w:cs="Arial"/>
+          <w:color w:val="111111"/>
+          <w:sz w:val="21"/>
+          <w:szCs w:val="21"/>
+        </w:rPr>
+        <w:t>- Built internal admin tools in Angular for support and operations, including audit trails and permission gates so sensitive actions were trac</w:t>
+      </w:r>
+      <w:r>
+        <w:rPr>
+          <w:rFonts w:ascii="Arial" w:eastAsia="Arial" w:hAnsi="Arial" w:cs="Arial"/>
+          <w:color w:val="111111"/>
+          <w:sz w:val="21"/>
+          <w:szCs w:val="21"/>
+        </w:rPr>
+        <w:t>eable and aligned with compliance needs.</w:t>
       </w:r>
     </w:p>
     <w:p>
@@ -913,7 +1287,36 @@
           <w:sz w:val="21"/>
           <w:szCs w:val="21"/>
         </w:rPr>
-        <w:t>High Touch Technologies  |  June 2018 - December 2020</w:t>
+        <w:t xml:space="preserve">High </w:t>
+      </w:r>
+      <w:r>
+        <w:rPr>
+          <w:rFonts w:ascii="Arial" w:eastAsia="Arial" w:hAnsi="Arial" w:cs="Arial"/>
+          <w:color w:val="555555"/>
+          <w:sz w:val="21"/>
+          <w:szCs w:val="21"/>
+        </w:rPr>
+        <w:t xml:space="preserve">Touch </w:t>
+      </w:r>
+      <w:proofErr w:type="gramStart"/>
+      <w:r>
+        <w:rPr>
+          <w:rFonts w:ascii="Arial" w:eastAsia="Arial" w:hAnsi="Arial" w:cs="Arial"/>
+          <w:color w:val="555555"/>
+          <w:sz w:val="21"/>
+          <w:szCs w:val="21"/>
+        </w:rPr>
+        <w:t>Technologies  |</w:t>
+      </w:r>
+      <w:proofErr w:type="gramEnd"/>
+      <w:r>
+        <w:rPr>
+          <w:rFonts w:ascii="Arial" w:eastAsia="Arial" w:hAnsi="Arial" w:cs="Arial"/>
+          <w:color w:val="555555"/>
+          <w:sz w:val="21"/>
+          <w:szCs w:val="21"/>
+        </w:rPr>
+        <w:t xml:space="preserve">  June 2018 - December 2020</w:t>
       </w:r>
     </w:p>
     <w:p>
@@ -945,39 +1348,66 @@
           <w:sz w:val="21"/>
           <w:szCs w:val="21"/>
         </w:rPr>
-        <w:t>- Built Node.js and Express services consumed by multiple clients, standardizing validation, pagination, and filtering rules so downstream integrations behaved consistently across versions.</w:t>
-      </w:r>
-    </w:p>
-    <w:p>
-      <w:pPr>
-        <w:spacing w:after="40"/>
-        <w:ind w:left="280"/>
-        <w:jc w:val="both"/>
-      </w:pPr>
-      <w:r>
-        <w:rPr>
-          <w:rFonts w:ascii="Arial" w:eastAsia="Arial" w:hAnsi="Arial" w:cs="Arial"/>
-          <w:color w:val="111111"/>
-          <w:sz w:val="21"/>
-          <w:szCs w:val="21"/>
-        </w:rPr>
-        <w:t>- Introduced an API gateway layer with centralized auth and request shaping, reducing duplicated security logic and making rate limiting and auditing enforceable in one place.</w:t>
-      </w:r>
-    </w:p>
-    <w:p>
-      <w:pPr>
-        <w:spacing w:after="40"/>
-        <w:ind w:left="280"/>
-        <w:jc w:val="both"/>
-      </w:pPr>
-      <w:r>
-        <w:rPr>
-          <w:rFonts w:ascii="Arial" w:eastAsia="Arial" w:hAnsi="Arial" w:cs="Arial"/>
-          <w:color w:val="111111"/>
-          <w:sz w:val="21"/>
-          <w:szCs w:val="21"/>
-        </w:rPr>
-        <w:t>- Implemented background job processing for long-running tasks with retry policies and idempotency keys, keeping user interactions snappy while maintaining correctness during failures.</w:t>
+        <w:t>- Built Nod</w:t>
+      </w:r>
+      <w:r>
+        <w:rPr>
+          <w:rFonts w:ascii="Arial" w:eastAsia="Arial" w:hAnsi="Arial" w:cs="Arial"/>
+          <w:color w:val="111111"/>
+          <w:sz w:val="21"/>
+          <w:szCs w:val="21"/>
+        </w:rPr>
+        <w:t>e.js and Express services consumed by multiple clients, standardizing validation, pagination, and filtering rules so downstream integrations behaved consistently across versions.</w:t>
+      </w:r>
+    </w:p>
+    <w:p>
+      <w:pPr>
+        <w:spacing w:after="40"/>
+        <w:ind w:left="280"/>
+        <w:jc w:val="both"/>
+      </w:pPr>
+      <w:r>
+        <w:rPr>
+          <w:rFonts w:ascii="Arial" w:eastAsia="Arial" w:hAnsi="Arial" w:cs="Arial"/>
+          <w:color w:val="111111"/>
+          <w:sz w:val="21"/>
+          <w:szCs w:val="21"/>
+        </w:rPr>
+        <w:t xml:space="preserve">- Introduced an API gateway layer with centralized auth and request shaping, </w:t>
+      </w:r>
+      <w:r>
+        <w:rPr>
+          <w:rFonts w:ascii="Arial" w:eastAsia="Arial" w:hAnsi="Arial" w:cs="Arial"/>
+          <w:color w:val="111111"/>
+          <w:sz w:val="21"/>
+          <w:szCs w:val="21"/>
+        </w:rPr>
+        <w:t>reducing duplicated security logic and making rate limiting and auditing enforceable in one place.</w:t>
+      </w:r>
+    </w:p>
+    <w:p>
+      <w:pPr>
+        <w:spacing w:after="40"/>
+        <w:ind w:left="280"/>
+        <w:jc w:val="both"/>
+      </w:pPr>
+      <w:r>
+        <w:rPr>
+          <w:rFonts w:ascii="Arial" w:eastAsia="Arial" w:hAnsi="Arial" w:cs="Arial"/>
+          <w:color w:val="111111"/>
+          <w:sz w:val="21"/>
+          <w:szCs w:val="21"/>
+        </w:rPr>
+        <w:t>- Implemented background job processing for long-running tasks with retry policies and idempotency keys, keeping user interactions snappy while maintaining c</w:t>
+      </w:r>
+      <w:r>
+        <w:rPr>
+          <w:rFonts w:ascii="Arial" w:eastAsia="Arial" w:hAnsi="Arial" w:cs="Arial"/>
+          <w:color w:val="111111"/>
+          <w:sz w:val="21"/>
+          <w:szCs w:val="21"/>
+        </w:rPr>
+        <w:t>orrectness during failures.</w:t>
       </w:r>
     </w:p>
     <w:p>
@@ -1009,23 +1439,41 @@
           <w:sz w:val="21"/>
           <w:szCs w:val="21"/>
         </w:rPr>
-        <w:t>- Added end-to-end monitoring with dashboards and alert thresholds tied to user impact, which reduced noisy paging and prioritized fixes that actually moved reliability metrics.</w:t>
-      </w:r>
-    </w:p>
-    <w:p>
-      <w:pPr>
-        <w:spacing w:after="40"/>
-        <w:ind w:left="280"/>
-        <w:jc w:val="both"/>
-      </w:pPr>
-      <w:r>
-        <w:rPr>
-          <w:rFonts w:ascii="Arial" w:eastAsia="Arial" w:hAnsi="Arial" w:cs="Arial"/>
-          <w:color w:val="111111"/>
-          <w:sz w:val="21"/>
-          <w:szCs w:val="21"/>
-        </w:rPr>
-        <w:t>- Collaborated with stakeholders to break large initiatives into incremental releases, documenting decisions and edge cases so engineering and product stayed aligned under tight timelines.</w:t>
+        <w:t xml:space="preserve">- Added end-to-end monitoring with dashboards </w:t>
+      </w:r>
+      <w:r>
+        <w:rPr>
+          <w:rFonts w:ascii="Arial" w:eastAsia="Arial" w:hAnsi="Arial" w:cs="Arial"/>
+          <w:color w:val="111111"/>
+          <w:sz w:val="21"/>
+          <w:szCs w:val="21"/>
+        </w:rPr>
+        <w:t>and alert thresholds tied to user impact, which reduced noisy paging and prioritized fixes that actually moved reliability metrics.</w:t>
+      </w:r>
+    </w:p>
+    <w:p>
+      <w:pPr>
+        <w:spacing w:after="40"/>
+        <w:ind w:left="280"/>
+        <w:jc w:val="both"/>
+      </w:pPr>
+      <w:r>
+        <w:rPr>
+          <w:rFonts w:ascii="Arial" w:eastAsia="Arial" w:hAnsi="Arial" w:cs="Arial"/>
+          <w:color w:val="111111"/>
+          <w:sz w:val="21"/>
+          <w:szCs w:val="21"/>
+        </w:rPr>
+        <w:t xml:space="preserve">- Collaborated with stakeholders to break large initiatives into incremental releases, documenting decisions and edge cases </w:t>
+      </w:r>
+      <w:r>
+        <w:rPr>
+          <w:rFonts w:ascii="Arial" w:eastAsia="Arial" w:hAnsi="Arial" w:cs="Arial"/>
+          <w:color w:val="111111"/>
+          <w:sz w:val="21"/>
+          <w:szCs w:val="21"/>
+        </w:rPr>
+        <w:t>so engineering and product stayed aligned under tight timelines.</w:t>
       </w:r>
     </w:p>
     <w:p>
@@ -1057,39 +1505,66 @@
           <w:sz w:val="21"/>
           <w:szCs w:val="21"/>
         </w:rPr>
-        <w:t>- Integrated third-party services through verified webhooks and robust retry handling, preventing lost events and ensuring external state stayed synchronized with internal records.</w:t>
-      </w:r>
-    </w:p>
-    <w:p>
-      <w:pPr>
-        <w:spacing w:after="40"/>
-        <w:ind w:left="280"/>
-        <w:jc w:val="both"/>
-      </w:pPr>
-      <w:r>
-        <w:rPr>
-          <w:rFonts w:ascii="Arial" w:eastAsia="Arial" w:hAnsi="Arial" w:cs="Arial"/>
-          <w:color w:val="111111"/>
-          <w:sz w:val="21"/>
-          <w:szCs w:val="21"/>
-        </w:rPr>
-        <w:t>- Performed performance tuning on both client and server paths, addressing memory leaks and slow queries so p95 response times improved during peak operational usage.</w:t>
-      </w:r>
-    </w:p>
-    <w:p>
-      <w:pPr>
-        <w:spacing w:after="40"/>
-        <w:ind w:left="280"/>
-        <w:jc w:val="both"/>
-      </w:pPr>
-      <w:r>
-        <w:rPr>
-          <w:rFonts w:ascii="Arial" w:eastAsia="Arial" w:hAnsi="Arial" w:cs="Arial"/>
-          <w:color w:val="111111"/>
-          <w:sz w:val="21"/>
-          <w:szCs w:val="21"/>
-        </w:rPr>
-        <w:t>- Established a pull-request checklist and lightweight architecture reviews, raising code quality standards while keeping the process pragmatic enough for a fast-moving team.</w:t>
+        <w:t>- Integr</w:t>
+      </w:r>
+      <w:r>
+        <w:rPr>
+          <w:rFonts w:ascii="Arial" w:eastAsia="Arial" w:hAnsi="Arial" w:cs="Arial"/>
+          <w:color w:val="111111"/>
+          <w:sz w:val="21"/>
+          <w:szCs w:val="21"/>
+        </w:rPr>
+        <w:t>ated third-party services through verified webhooks and robust retry handling, preventing lost events and ensuring external state stayed synchronized with internal records.</w:t>
+      </w:r>
+    </w:p>
+    <w:p>
+      <w:pPr>
+        <w:spacing w:after="40"/>
+        <w:ind w:left="280"/>
+        <w:jc w:val="both"/>
+      </w:pPr>
+      <w:r>
+        <w:rPr>
+          <w:rFonts w:ascii="Arial" w:eastAsia="Arial" w:hAnsi="Arial" w:cs="Arial"/>
+          <w:color w:val="111111"/>
+          <w:sz w:val="21"/>
+          <w:szCs w:val="21"/>
+        </w:rPr>
+        <w:t>- Performed performance tuning on both client and server paths, addressing memory l</w:t>
+      </w:r>
+      <w:r>
+        <w:rPr>
+          <w:rFonts w:ascii="Arial" w:eastAsia="Arial" w:hAnsi="Arial" w:cs="Arial"/>
+          <w:color w:val="111111"/>
+          <w:sz w:val="21"/>
+          <w:szCs w:val="21"/>
+        </w:rPr>
+        <w:t>eaks and slow queries so p95 response times improved during peak operational usage.</w:t>
+      </w:r>
+    </w:p>
+    <w:p>
+      <w:pPr>
+        <w:spacing w:after="40"/>
+        <w:ind w:left="280"/>
+        <w:jc w:val="both"/>
+      </w:pPr>
+      <w:r>
+        <w:rPr>
+          <w:rFonts w:ascii="Arial" w:eastAsia="Arial" w:hAnsi="Arial" w:cs="Arial"/>
+          <w:color w:val="111111"/>
+          <w:sz w:val="21"/>
+          <w:szCs w:val="21"/>
+        </w:rPr>
+        <w:t>- Established a pull-request checklist and lightweight architecture reviews, raising code quality standards while keeping the process pragmatic enough for a fast-moving tea</w:t>
+      </w:r>
+      <w:r>
+        <w:rPr>
+          <w:rFonts w:ascii="Arial" w:eastAsia="Arial" w:hAnsi="Arial" w:cs="Arial"/>
+          <w:color w:val="111111"/>
+          <w:sz w:val="21"/>
+          <w:szCs w:val="21"/>
+        </w:rPr>
+        <w:t>m.</w:t>
       </w:r>
     </w:p>
     <w:p>
@@ -1127,7 +1602,16 @@
           <w:sz w:val="21"/>
           <w:szCs w:val="21"/>
         </w:rPr>
-        <w:t>- Supported junior engineers with mentoring and clear ownership boundaries, helping them ship confidently while maintaining a high bar for testing, readability, and maintainability.</w:t>
+        <w:t>- Supported junior engineers with mentoring and clear ownership b</w:t>
+      </w:r>
+      <w:r>
+        <w:rPr>
+          <w:rFonts w:ascii="Arial" w:eastAsia="Arial" w:hAnsi="Arial" w:cs="Arial"/>
+          <w:color w:val="111111"/>
+          <w:sz w:val="21"/>
+          <w:szCs w:val="21"/>
+        </w:rPr>
+        <w:t>oundaries, helping them ship confidently while maintaining a high bar for testing, readability, and maintainability.</w:t>
       </w:r>
     </w:p>
     <w:p>
@@ -1189,6 +1673,7 @@
       </w:r>
     </w:p>
     <w:p>
+      <w:proofErr w:type="gramStart"/>
       <w:r>
         <w:rPr>
           <w:rFonts w:ascii="Arial" w:eastAsia="Arial" w:hAnsi="Arial" w:cs="Arial"/>
@@ -1196,39 +1681,87 @@
           <w:sz w:val="21"/>
           <w:szCs w:val="21"/>
         </w:rPr>
-        <w:t>Centric Tech Inc.  |  September 2015 - May 2018</w:t>
-      </w:r>
-    </w:p>
-    <w:p>
-      <w:pPr>
-        <w:spacing w:after="40"/>
-        <w:ind w:left="280"/>
-        <w:jc w:val="both"/>
-      </w:pPr>
-      <w:r>
-        <w:rPr>
-          <w:rFonts w:ascii="Arial" w:eastAsia="Arial" w:hAnsi="Arial" w:cs="Arial"/>
-          <w:color w:val="111111"/>
-          <w:sz w:val="21"/>
-          <w:szCs w:val="21"/>
-        </w:rPr>
-        <w:t>- Developed customer-facing features in AngularJS and early React, gradually replacing server-rendered pages while preserving behavior parity and improving usability in multi-step workflows.</w:t>
-      </w:r>
-    </w:p>
-    <w:p>
-      <w:pPr>
-        <w:spacing w:after="40"/>
-        <w:ind w:left="280"/>
-        <w:jc w:val="both"/>
-      </w:pPr>
-      <w:r>
-        <w:rPr>
-          <w:rFonts w:ascii="Arial" w:eastAsia="Arial" w:hAnsi="Arial" w:cs="Arial"/>
-          <w:color w:val="111111"/>
-          <w:sz w:val="21"/>
-          <w:szCs w:val="21"/>
-        </w:rPr>
-        <w:t>- Built Node.js services for internal tools and client modules, enforcing consistent request validation and error contracts so support teams saw fewer ambiguous failures in production.</w:t>
+        <w:t>Centric Tech Inc.</w:t>
+      </w:r>
+      <w:proofErr w:type="gramEnd"/>
+      <w:r>
+        <w:rPr>
+          <w:rFonts w:ascii="Arial" w:eastAsia="Arial" w:hAnsi="Arial" w:cs="Arial"/>
+          <w:color w:val="555555"/>
+          <w:sz w:val="21"/>
+          <w:szCs w:val="21"/>
+        </w:rPr>
+        <w:t xml:space="preserve">  </w:t>
+      </w:r>
+      <w:proofErr w:type="gramStart"/>
+      <w:r>
+        <w:rPr>
+          <w:rFonts w:ascii="Arial" w:eastAsia="Arial" w:hAnsi="Arial" w:cs="Arial"/>
+          <w:color w:val="555555"/>
+          <w:sz w:val="21"/>
+          <w:szCs w:val="21"/>
+        </w:rPr>
+        <w:t>|  September</w:t>
+      </w:r>
+      <w:proofErr w:type="gramEnd"/>
+      <w:r>
+        <w:rPr>
+          <w:rFonts w:ascii="Arial" w:eastAsia="Arial" w:hAnsi="Arial" w:cs="Arial"/>
+          <w:color w:val="555555"/>
+          <w:sz w:val="21"/>
+          <w:szCs w:val="21"/>
+        </w:rPr>
+        <w:t xml:space="preserve"> 2015 - May 2018</w:t>
+      </w:r>
+    </w:p>
+    <w:p>
+      <w:pPr>
+        <w:spacing w:after="40"/>
+        <w:ind w:left="280"/>
+        <w:jc w:val="both"/>
+      </w:pPr>
+      <w:r>
+        <w:rPr>
+          <w:rFonts w:ascii="Arial" w:eastAsia="Arial" w:hAnsi="Arial" w:cs="Arial"/>
+          <w:color w:val="111111"/>
+          <w:sz w:val="21"/>
+          <w:szCs w:val="21"/>
+        </w:rPr>
+        <w:t xml:space="preserve">- Developed customer-facing features in AngularJS and early React, </w:t>
+      </w:r>
+      <w:r>
+        <w:rPr>
+          <w:rFonts w:ascii="Arial" w:eastAsia="Arial" w:hAnsi="Arial" w:cs="Arial"/>
+          <w:color w:val="111111"/>
+          <w:sz w:val="21"/>
+          <w:szCs w:val="21"/>
+        </w:rPr>
+        <w:t>gradually replacing server-rendered pages while preserving behavior parity and improving usability in multi-step workflows.</w:t>
+      </w:r>
+    </w:p>
+    <w:p>
+      <w:pPr>
+        <w:spacing w:after="40"/>
+        <w:ind w:left="280"/>
+        <w:jc w:val="both"/>
+      </w:pPr>
+      <w:r>
+        <w:rPr>
+          <w:rFonts w:ascii="Arial" w:eastAsia="Arial" w:hAnsi="Arial" w:cs="Arial"/>
+          <w:color w:val="111111"/>
+          <w:sz w:val="21"/>
+          <w:szCs w:val="21"/>
+        </w:rPr>
+        <w:t>- Built Node.js services for internal tools and client modules, enforcing consistent request validation and error contracts so suppo</w:t>
+      </w:r>
+      <w:r>
+        <w:rPr>
+          <w:rFonts w:ascii="Arial" w:eastAsia="Arial" w:hAnsi="Arial" w:cs="Arial"/>
+          <w:color w:val="111111"/>
+          <w:sz w:val="21"/>
+          <w:szCs w:val="21"/>
+        </w:rPr>
+        <w:t>rt teams saw fewer ambiguous failures in production.</w:t>
       </w:r>
     </w:p>
     <w:p>
@@ -1260,39 +1793,86 @@
           <w:sz w:val="21"/>
           <w:szCs w:val="21"/>
         </w:rPr>
-        <w:t>- Worked closely with QA to introduce automated test coverage for critical flows, using unit and integration tests to catch regressions earlier and shorten release stabilization cycles.</w:t>
-      </w:r>
-    </w:p>
-    <w:p>
-      <w:pPr>
-        <w:spacing w:after="40"/>
-        <w:ind w:left="280"/>
-        <w:jc w:val="both"/>
-      </w:pPr>
-      <w:r>
-        <w:rPr>
-          <w:rFonts w:ascii="Arial" w:eastAsia="Arial" w:hAnsi="Arial" w:cs="Arial"/>
-          <w:color w:val="111111"/>
-          <w:sz w:val="21"/>
-          <w:szCs w:val="21"/>
-        </w:rPr>
-        <w:t>- Improved MySQL and PostgreSQL query performance by indexing hot paths and reducing N+1 patterns, which lowered page load times and reduced infrastructure costs during growth.</w:t>
-      </w:r>
-    </w:p>
-    <w:p>
-      <w:pPr>
-        <w:spacing w:after="40"/>
-        <w:ind w:left="280"/>
-        <w:jc w:val="both"/>
-      </w:pPr>
-      <w:r>
-        <w:rPr>
-          <w:rFonts w:ascii="Arial" w:eastAsia="Arial" w:hAnsi="Arial" w:cs="Arial"/>
-          <w:color w:val="111111"/>
-          <w:sz w:val="21"/>
-          <w:szCs w:val="21"/>
-        </w:rPr>
-        <w:t>- Implemented role-based access controls and audit logging for sensitive actions, ensuring administrative operations were traceable and aligned with internal security expectations.</w:t>
+        <w:t xml:space="preserve">- Worked </w:t>
+      </w:r>
+      <w:r>
+        <w:rPr>
+          <w:rFonts w:ascii="Arial" w:eastAsia="Arial" w:hAnsi="Arial" w:cs="Arial"/>
+          <w:color w:val="111111"/>
+          <w:sz w:val="21"/>
+          <w:szCs w:val="21"/>
+        </w:rPr>
+        <w:t>closely with QA to introduce automated test coverage for critical flows, using unit and integration tests to catch regressions earlier and shorten release stabilization cycles.</w:t>
+      </w:r>
+    </w:p>
+    <w:p>
+      <w:pPr>
+        <w:spacing w:after="40"/>
+        <w:ind w:left="280"/>
+        <w:jc w:val="both"/>
+      </w:pPr>
+      <w:r>
+        <w:rPr>
+          <w:rFonts w:ascii="Arial" w:eastAsia="Arial" w:hAnsi="Arial" w:cs="Arial"/>
+          <w:color w:val="111111"/>
+          <w:sz w:val="21"/>
+          <w:szCs w:val="21"/>
+        </w:rPr>
+        <w:t>- Improved MySQL and PostgreSQL query performance by indexing hot paths and red</w:t>
+      </w:r>
+      <w:r>
+        <w:rPr>
+          <w:rFonts w:ascii="Arial" w:eastAsia="Arial" w:hAnsi="Arial" w:cs="Arial"/>
+          <w:color w:val="111111"/>
+          <w:sz w:val="21"/>
+          <w:szCs w:val="21"/>
+        </w:rPr>
+        <w:t xml:space="preserve">ucing </w:t>
+      </w:r>
+      <w:proofErr w:type="gramStart"/>
+      <w:r>
+        <w:rPr>
+          <w:rFonts w:ascii="Arial" w:eastAsia="Arial" w:hAnsi="Arial" w:cs="Arial"/>
+          <w:color w:val="111111"/>
+          <w:sz w:val="21"/>
+          <w:szCs w:val="21"/>
+        </w:rPr>
+        <w:t>N+1 patterns</w:t>
+      </w:r>
+      <w:proofErr w:type="gramEnd"/>
+      <w:r>
+        <w:rPr>
+          <w:rFonts w:ascii="Arial" w:eastAsia="Arial" w:hAnsi="Arial" w:cs="Arial"/>
+          <w:color w:val="111111"/>
+          <w:sz w:val="21"/>
+          <w:szCs w:val="21"/>
+        </w:rPr>
+        <w:t>, which lowered page load times and reduced infrastructure costs during growth.</w:t>
+      </w:r>
+    </w:p>
+    <w:p>
+      <w:pPr>
+        <w:spacing w:after="40"/>
+        <w:ind w:left="280"/>
+        <w:jc w:val="both"/>
+      </w:pPr>
+      <w:r>
+        <w:rPr>
+          <w:rFonts w:ascii="Arial" w:eastAsia="Arial" w:hAnsi="Arial" w:cs="Arial"/>
+          <w:color w:val="111111"/>
+          <w:sz w:val="21"/>
+          <w:szCs w:val="21"/>
+        </w:rPr>
+        <w:t xml:space="preserve">- Implemented role-based access controls and audit logging for sensitive actions, ensuring administrative operations were traceable and aligned with internal </w:t>
+      </w:r>
+      <w:r>
+        <w:rPr>
+          <w:rFonts w:ascii="Arial" w:eastAsia="Arial" w:hAnsi="Arial" w:cs="Arial"/>
+          <w:color w:val="111111"/>
+          <w:sz w:val="21"/>
+          <w:szCs w:val="21"/>
+        </w:rPr>
+        <w:t>security expectations.</w:t>
       </w:r>
     </w:p>
     <w:p>
@@ -1324,23 +1904,41 @@
           <w:sz w:val="21"/>
           <w:szCs w:val="21"/>
         </w:rPr>
-        <w:t>- Collaborated with designers to refine UI interactions and accessibility details, ensuring keyboard navigation and form validation messages were consistent and user-friendly.</w:t>
-      </w:r>
-    </w:p>
-    <w:p>
-      <w:pPr>
-        <w:spacing w:after="40"/>
-        <w:ind w:left="280"/>
-        <w:jc w:val="both"/>
-      </w:pPr>
-      <w:r>
-        <w:rPr>
-          <w:rFonts w:ascii="Arial" w:eastAsia="Arial" w:hAnsi="Arial" w:cs="Arial"/>
-          <w:color w:val="111111"/>
-          <w:sz w:val="21"/>
-          <w:szCs w:val="21"/>
-        </w:rPr>
-        <w:t>- Refactored legacy modules into smaller, cohesive services, clarifying ownership boundaries and making future enhancements safer by limiting the blast radius of changes.</w:t>
+        <w:t xml:space="preserve">- Collaborated with designers to refine UI </w:t>
+      </w:r>
+      <w:r>
+        <w:rPr>
+          <w:rFonts w:ascii="Arial" w:eastAsia="Arial" w:hAnsi="Arial" w:cs="Arial"/>
+          <w:color w:val="111111"/>
+          <w:sz w:val="21"/>
+          <w:szCs w:val="21"/>
+        </w:rPr>
+        <w:t>interactions and accessibility details, ensuring keyboard navigation and form validation messages were consistent and user-friendly.</w:t>
+      </w:r>
+    </w:p>
+    <w:p>
+      <w:pPr>
+        <w:spacing w:after="40"/>
+        <w:ind w:left="280"/>
+        <w:jc w:val="both"/>
+      </w:pPr>
+      <w:r>
+        <w:rPr>
+          <w:rFonts w:ascii="Arial" w:eastAsia="Arial" w:hAnsi="Arial" w:cs="Arial"/>
+          <w:color w:val="111111"/>
+          <w:sz w:val="21"/>
+          <w:szCs w:val="21"/>
+        </w:rPr>
+        <w:t>- Refactored legacy modules into smaller, cohesive services, clarifying ownership boundaries and making future enhancements</w:t>
+      </w:r>
+      <w:r>
+        <w:rPr>
+          <w:rFonts w:ascii="Arial" w:eastAsia="Arial" w:hAnsi="Arial" w:cs="Arial"/>
+          <w:color w:val="111111"/>
+          <w:sz w:val="21"/>
+          <w:szCs w:val="21"/>
+        </w:rPr>
+        <w:t xml:space="preserve"> safer by limiting the blast radius of changes.</w:t>
       </w:r>
     </w:p>
     <w:p>
@@ -1372,7 +1970,16 @@
           <w:sz w:val="21"/>
           <w:szCs w:val="21"/>
         </w:rPr>
-        <w:t>- Partnered with product managers to translate vague requests into concrete acceptance criteria, enabling predictable delivery and reducing late-cycle scope churn.</w:t>
+        <w:t>- Partnered with product managers t</w:t>
+      </w:r>
+      <w:r>
+        <w:rPr>
+          <w:rFonts w:ascii="Arial" w:eastAsia="Arial" w:hAnsi="Arial" w:cs="Arial"/>
+          <w:color w:val="111111"/>
+          <w:sz w:val="21"/>
+          <w:szCs w:val="21"/>
+        </w:rPr>
+        <w:t>o translate vague requests into concrete acceptance criteria, enabling predictable delivery and reducing late-cycle scope churn.</w:t>
       </w:r>
     </w:p>
     <w:p>
@@ -1394,6 +2001,7 @@
       </w:r>
     </w:p>
     <w:p>
+      <w:proofErr w:type="gramStart"/>
       <w:r>
         <w:rPr>
           <w:rFonts w:ascii="Arial" w:eastAsia="Arial" w:hAnsi="Arial" w:cs="Arial"/>
@@ -1401,103 +2009,178 @@
           <w:sz w:val="21"/>
           <w:szCs w:val="21"/>
         </w:rPr>
-        <w:t>Microsoft  |  September 2014 - August 2015</w:t>
-      </w:r>
-    </w:p>
-    <w:p>
-      <w:pPr>
-        <w:spacing w:after="40"/>
-        <w:ind w:left="280"/>
-        <w:jc w:val="both"/>
-      </w:pPr>
-      <w:r>
-        <w:rPr>
-          <w:rFonts w:ascii="Arial" w:eastAsia="Arial" w:hAnsi="Arial" w:cs="Arial"/>
-          <w:color w:val="111111"/>
-          <w:sz w:val="21"/>
-          <w:szCs w:val="21"/>
-        </w:rPr>
-        <w:t>- Contributed to a web product area by implementing TypeScript-based UI enhancements and hardening client-side error handling, shipping changes behind review gates to meet quality standards.</w:t>
-      </w:r>
-    </w:p>
-    <w:p>
-      <w:pPr>
-        <w:spacing w:after="40"/>
-        <w:ind w:left="280"/>
-        <w:jc w:val="both"/>
-      </w:pPr>
-      <w:r>
-        <w:rPr>
-          <w:rFonts w:ascii="Arial" w:eastAsia="Arial" w:hAnsi="Arial" w:cs="Arial"/>
-          <w:color w:val="111111"/>
-          <w:sz w:val="21"/>
-          <w:szCs w:val="21"/>
-        </w:rPr>
-        <w:t>- Built small Node.js utilities and service endpoints to support internal workflows, focusing on predictable inputs and outputs so tools were safe to reuse across multiple teams.</w:t>
-      </w:r>
-    </w:p>
-    <w:p>
-      <w:pPr>
-        <w:spacing w:after="40"/>
-        <w:ind w:left="280"/>
-        <w:jc w:val="both"/>
-      </w:pPr>
-      <w:r>
-        <w:rPr>
-          <w:rFonts w:ascii="Arial" w:eastAsia="Arial" w:hAnsi="Arial" w:cs="Arial"/>
-          <w:color w:val="111111"/>
-          <w:sz w:val="21"/>
-          <w:szCs w:val="21"/>
-        </w:rPr>
-        <w:t>- Improved performance of key pages by profiling rendering and network behavior, then applying targeted optimizations that reduced unnecessary requests and improved perceived responsiveness.</w:t>
-      </w:r>
-    </w:p>
-    <w:p>
-      <w:pPr>
-        <w:spacing w:after="40"/>
-        <w:ind w:left="280"/>
-        <w:jc w:val="both"/>
-      </w:pPr>
-      <w:r>
-        <w:rPr>
-          <w:rFonts w:ascii="Arial" w:eastAsia="Arial" w:hAnsi="Arial" w:cs="Arial"/>
-          <w:color w:val="111111"/>
-          <w:sz w:val="21"/>
-          <w:szCs w:val="21"/>
-        </w:rPr>
-        <w:t>- Collaborated with senior engineers to review design proposals and identify edge cases early, which reduced rework and helped align implementation details with user requirements.</w:t>
-      </w:r>
-    </w:p>
-    <w:p>
-      <w:pPr>
-        <w:spacing w:after="40"/>
-        <w:ind w:left="280"/>
-        <w:jc w:val="both"/>
-      </w:pPr>
-      <w:r>
-        <w:rPr>
-          <w:rFonts w:ascii="Arial" w:eastAsia="Arial" w:hAnsi="Arial" w:cs="Arial"/>
-          <w:color w:val="111111"/>
-          <w:sz w:val="21"/>
-          <w:szCs w:val="21"/>
-        </w:rPr>
-        <w:t>- Added telemetry events and logging for critical user actions, enabling data-driven diagnosis of failures and supporting faster triage when regressions appeared in staged environments.</w:t>
-      </w:r>
-    </w:p>
-    <w:p>
-      <w:pPr>
-        <w:spacing w:after="40"/>
-        <w:ind w:left="280"/>
-        <w:jc w:val="both"/>
-      </w:pPr>
-      <w:r>
-        <w:rPr>
-          <w:rFonts w:ascii="Arial" w:eastAsia="Arial" w:hAnsi="Arial" w:cs="Arial"/>
-          <w:color w:val="111111"/>
-          <w:sz w:val="21"/>
-          <w:szCs w:val="21"/>
-        </w:rPr>
-        <w:t>- Participated in on-call shadowing and post-incident reviews, learning operational best practices and contributing small fixes that reduced recurrence of known classes of issues.</w:t>
+        <w:t>Microsoft  |</w:t>
+      </w:r>
+      <w:proofErr w:type="gramEnd"/>
+      <w:r>
+        <w:rPr>
+          <w:rFonts w:ascii="Arial" w:eastAsia="Arial" w:hAnsi="Arial" w:cs="Arial"/>
+          <w:color w:val="555555"/>
+          <w:sz w:val="21"/>
+          <w:szCs w:val="21"/>
+        </w:rPr>
+        <w:t xml:space="preserve">  September 2014 - August 2015</w:t>
+      </w:r>
+    </w:p>
+    <w:p>
+      <w:pPr>
+        <w:spacing w:after="40"/>
+        <w:ind w:left="280"/>
+        <w:jc w:val="both"/>
+      </w:pPr>
+      <w:r>
+        <w:rPr>
+          <w:rFonts w:ascii="Arial" w:eastAsia="Arial" w:hAnsi="Arial" w:cs="Arial"/>
+          <w:color w:val="111111"/>
+          <w:sz w:val="21"/>
+          <w:szCs w:val="21"/>
+        </w:rPr>
+        <w:t>- Contributed to a web product area by implementing TypeSc</w:t>
+      </w:r>
+      <w:r>
+        <w:rPr>
+          <w:rFonts w:ascii="Arial" w:eastAsia="Arial" w:hAnsi="Arial" w:cs="Arial"/>
+          <w:color w:val="111111"/>
+          <w:sz w:val="21"/>
+          <w:szCs w:val="21"/>
+        </w:rPr>
+        <w:t>ript-based UI enhancements and hardening client-side error handling, shipping changes behind review gates to meet quality standards.</w:t>
+      </w:r>
+    </w:p>
+    <w:p>
+      <w:pPr>
+        <w:spacing w:after="40"/>
+        <w:ind w:left="280"/>
+        <w:jc w:val="both"/>
+      </w:pPr>
+      <w:r>
+        <w:rPr>
+          <w:rFonts w:ascii="Arial" w:eastAsia="Arial" w:hAnsi="Arial" w:cs="Arial"/>
+          <w:color w:val="111111"/>
+          <w:sz w:val="21"/>
+          <w:szCs w:val="21"/>
+        </w:rPr>
+        <w:t>- Built small Node.js utilities and service endpoints to support internal workflows, focusing on predictable inputs and out</w:t>
+      </w:r>
+      <w:r>
+        <w:rPr>
+          <w:rFonts w:ascii="Arial" w:eastAsia="Arial" w:hAnsi="Arial" w:cs="Arial"/>
+          <w:color w:val="111111"/>
+          <w:sz w:val="21"/>
+          <w:szCs w:val="21"/>
+        </w:rPr>
+        <w:t>puts so tools were safe to reuse across multiple teams.</w:t>
+      </w:r>
+    </w:p>
+    <w:p>
+      <w:pPr>
+        <w:spacing w:after="40"/>
+        <w:ind w:left="280"/>
+        <w:jc w:val="both"/>
+      </w:pPr>
+      <w:r>
+        <w:rPr>
+          <w:rFonts w:ascii="Arial" w:eastAsia="Arial" w:hAnsi="Arial" w:cs="Arial"/>
+          <w:color w:val="111111"/>
+          <w:sz w:val="21"/>
+          <w:szCs w:val="21"/>
+        </w:rPr>
+        <w:t xml:space="preserve">- Improved performance of key pages by profiling rendering and network behavior, </w:t>
+      </w:r>
+      <w:proofErr w:type="gramStart"/>
+      <w:r>
+        <w:rPr>
+          <w:rFonts w:ascii="Arial" w:eastAsia="Arial" w:hAnsi="Arial" w:cs="Arial"/>
+          <w:color w:val="111111"/>
+          <w:sz w:val="21"/>
+          <w:szCs w:val="21"/>
+        </w:rPr>
+        <w:t>then</w:t>
+      </w:r>
+      <w:proofErr w:type="gramEnd"/>
+      <w:r>
+        <w:rPr>
+          <w:rFonts w:ascii="Arial" w:eastAsia="Arial" w:hAnsi="Arial" w:cs="Arial"/>
+          <w:color w:val="111111"/>
+          <w:sz w:val="21"/>
+          <w:szCs w:val="21"/>
+        </w:rPr>
+        <w:t xml:space="preserve"> applying targeted optimizations that reduced unnecessary requests and improved perceived responsiveness.</w:t>
+      </w:r>
+    </w:p>
+    <w:p>
+      <w:pPr>
+        <w:spacing w:after="40"/>
+        <w:ind w:left="280"/>
+        <w:jc w:val="both"/>
+      </w:pPr>
+      <w:r>
+        <w:rPr>
+          <w:rFonts w:ascii="Arial" w:eastAsia="Arial" w:hAnsi="Arial" w:cs="Arial"/>
+          <w:color w:val="111111"/>
+          <w:sz w:val="21"/>
+          <w:szCs w:val="21"/>
+        </w:rPr>
+        <w:t>- Collabo</w:t>
+      </w:r>
+      <w:r>
+        <w:rPr>
+          <w:rFonts w:ascii="Arial" w:eastAsia="Arial" w:hAnsi="Arial" w:cs="Arial"/>
+          <w:color w:val="111111"/>
+          <w:sz w:val="21"/>
+          <w:szCs w:val="21"/>
+        </w:rPr>
+        <w:t>rated with senior engineers to review design proposals and identify edge cases early, which reduced rework and helped align implementation details with user requirements.</w:t>
+      </w:r>
+    </w:p>
+    <w:p>
+      <w:pPr>
+        <w:spacing w:after="40"/>
+        <w:ind w:left="280"/>
+        <w:jc w:val="both"/>
+      </w:pPr>
+      <w:r>
+        <w:rPr>
+          <w:rFonts w:ascii="Arial" w:eastAsia="Arial" w:hAnsi="Arial" w:cs="Arial"/>
+          <w:color w:val="111111"/>
+          <w:sz w:val="21"/>
+          <w:szCs w:val="21"/>
+        </w:rPr>
+        <w:t xml:space="preserve">- Added telemetry events and logging for critical user actions, enabling data-driven </w:t>
+      </w:r>
+      <w:r>
+        <w:rPr>
+          <w:rFonts w:ascii="Arial" w:eastAsia="Arial" w:hAnsi="Arial" w:cs="Arial"/>
+          <w:color w:val="111111"/>
+          <w:sz w:val="21"/>
+          <w:szCs w:val="21"/>
+        </w:rPr>
+        <w:t>diagnosis of failures and supporting faster triage when regressions appeared in staged environments.</w:t>
+      </w:r>
+    </w:p>
+    <w:p>
+      <w:pPr>
+        <w:spacing w:after="40"/>
+        <w:ind w:left="280"/>
+        <w:jc w:val="both"/>
+      </w:pPr>
+      <w:r>
+        <w:rPr>
+          <w:rFonts w:ascii="Arial" w:eastAsia="Arial" w:hAnsi="Arial" w:cs="Arial"/>
+          <w:color w:val="111111"/>
+          <w:sz w:val="21"/>
+          <w:szCs w:val="21"/>
+        </w:rPr>
+        <w:t xml:space="preserve">- Participated in on-call shadowing and post-incident reviews, learning operational best practices and contributing small fixes that reduced recurrence of </w:t>
+      </w:r>
+      <w:r>
+        <w:rPr>
+          <w:rFonts w:ascii="Arial" w:eastAsia="Arial" w:hAnsi="Arial" w:cs="Arial"/>
+          <w:color w:val="111111"/>
+          <w:sz w:val="21"/>
+          <w:szCs w:val="21"/>
+        </w:rPr>
+        <w:t>known classes of issues.</w:t>
       </w:r>
     </w:p>
     <w:p>
@@ -1560,7 +2243,16 @@
           <w:sz w:val="21"/>
           <w:szCs w:val="21"/>
         </w:rPr>
-        <w:t>Bachelor’s degree in Computer Science</w:t>
+        <w:t>Bachelor’s degree in Comput</w:t>
+      </w:r>
+      <w:r>
+        <w:rPr>
+          <w:rFonts w:ascii="Arial" w:eastAsia="Arial" w:hAnsi="Arial" w:cs="Arial"/>
+          <w:color w:val="444444"/>
+          <w:sz w:val="21"/>
+          <w:szCs w:val="21"/>
+        </w:rPr>
+        <w:t>er Science</w:t>
       </w:r>
     </w:p>
     <w:p>
@@ -1590,8 +2282,8 @@
 </file>
 
 <file path=word/numbering.xml><?xml version="1.0" encoding="utf-8"?>
-<w:numbering xmlns:wpc="http://schemas.microsoft.com/office/word/2010/wordprocessingCanvas" xmlns:cx="http://schemas.microsoft.com/office/drawing/2014/chartex" xmlns:cx1="http://schemas.microsoft.com/office/drawing/2015/9/8/chartex" xmlns:cx2="http://schemas.microsoft.com/office/drawing/2015/10/21/chartex" xmlns:cx3="http://schemas.microsoft.com/office/drawing/2016/5/9/chartex" xmlns:cx4="http://schemas.microsoft.com/office/drawing/2016/5/10/chartex" xmlns:cx5="http://schemas.microsoft.com/office/drawing/2016/5/11/chartex" xmlns:cx6="http://schemas.microsoft.com/office/drawing/2016/5/12/chartex" xmlns:cx7="http://schemas.microsoft.com/office/drawing/2016/5/13/chartex" xmlns:cx8="http://schemas.microsoft.com/office/drawing/2016/5/14/chartex" xmlns:mc="http://schemas.openxmlformats.org/markup-compatibility/2006" xmlns:aink="http://schemas.microsoft.com/office/drawing/2016/ink" xmlns:am3d="http://schemas.microsoft.com/office/drawing/2017/model3d" xmlns:o="urn:schemas-microsoft-com:office:office" xmlns:oel="http://schemas.microsoft.com/office/2019/extlst" xmlns:r="http://schemas.openxmlformats.org/officeDocument/2006/relationships" xmlns:m="http://schemas.openxmlformats.org/officeDocument/2006/math" xmlns:v="urn:schemas-microsoft-com:vml" xmlns:wp14="http://schemas.microsoft.com/office/word/2010/wordprocessingDrawing" xmlns:wp="http://schemas.openxmlformats.org/drawingml/2006/wordprocessingDrawing" xmlns:w10="urn:schemas-microsoft-com:office:word" xmlns:w="http://schemas.openxmlformats.org/wordprocessingml/2006/main" xmlns:w14="http://schemas.microsoft.com/office/word/2010/wordml" xmlns:w15="http://schemas.microsoft.com/office/word/2012/wordml" xmlns:w16cex="http://schemas.microsoft.com/office/word/2018/wordml/cex" xmlns:w16cid="http://schemas.microsoft.com/office/word/2016/wordml/cid" xmlns:w16="http://schemas.microsoft.com/office/word/2018/wordml" xmlns:w16du="http://schemas.microsoft.com/office/word/2023/wordml/word16du" xmlns:w16sdtdh="http://schemas.microsoft.com/office/word/2020/wordml/sdtdatahash" xmlns:w16sdtfl="http://schemas.microsoft.com/office/word/2024/wordml/sdtformatlock" xmlns:w16se="http://schemas.microsoft.com/office/word/2015/wordml/symex" xmlns:wpg="http://schemas.microsoft.com/office/word/2010/wordprocessingGroup" xmlns:wpi="http://schemas.microsoft.com/office/word/2010/wordprocessingInk" xmlns:wne="http://schemas.microsoft.com/office/word/2006/wordml" xmlns:wps="http://schemas.microsoft.com/office/word/2010/wordprocessingShape" mc:Ignorable="w14 w15 w16se w16cid w16 w16cex w16sdtdh w16sdtfl w16du wp14">
-  <w:abstractNum w:abstractNumId="0" w15:restartNumberingAfterBreak="0">
+<w:numbering xmlns:wpc="http://schemas.microsoft.com/office/word/2010/wordprocessingCanvas" xmlns:mc="http://schemas.openxmlformats.org/markup-compatibility/2006" xmlns:o="urn:schemas-microsoft-com:office:office" xmlns:r="http://schemas.openxmlformats.org/officeDocument/2006/relationships" xmlns:m="http://schemas.openxmlformats.org/officeDocument/2006/math" xmlns:v="urn:schemas-microsoft-com:vml" xmlns:wp14="http://schemas.microsoft.com/office/word/2010/wordprocessingDrawing" xmlns:wp="http://schemas.openxmlformats.org/drawingml/2006/wordprocessingDrawing" xmlns:w10="urn:schemas-microsoft-com:office:word" xmlns:w="http://schemas.openxmlformats.org/wordprocessingml/2006/main" xmlns:w14="http://schemas.microsoft.com/office/word/2010/wordml" xmlns:wpg="http://schemas.microsoft.com/office/word/2010/wordprocessingGroup" xmlns:wpi="http://schemas.microsoft.com/office/word/2010/wordprocessingInk" xmlns:wne="http://schemas.microsoft.com/office/word/2006/wordml" xmlns:wps="http://schemas.microsoft.com/office/word/2010/wordprocessingShape" mc:Ignorable="w14 wp14">
+  <w:abstractNum w:abstractNumId="0">
     <w:nsid w:val="3085293C"/>
     <w:multiLevelType w:val="hybridMultilevel"/>
     <w:tmpl w:val="641C0398"/>
@@ -1677,7 +2369,7 @@
       </w:pPr>
     </w:lvl>
   </w:abstractNum>
-  <w:num w:numId="1" w16cid:durableId="1062142843">
+  <w:num w:numId="1">
     <w:abstractNumId w:val="0"/>
     <w:lvlOverride w:ilvl="0">
       <w:startOverride w:val="1"/>
@@ -1687,7 +2379,7 @@
 </file>
 
 <file path=word/styles.xml><?xml version="1.0" encoding="utf-8"?>
-<w:styles xmlns:mc="http://schemas.openxmlformats.org/markup-compatibility/2006" xmlns:r="http://schemas.openxmlformats.org/officeDocument/2006/relationships" xmlns:w="http://schemas.openxmlformats.org/wordprocessingml/2006/main" xmlns:w14="http://schemas.microsoft.com/office/word/2010/wordml" xmlns:w15="http://schemas.microsoft.com/office/word/2012/wordml" xmlns:w16cex="http://schemas.microsoft.com/office/word/2018/wordml/cex" xmlns:w16cid="http://schemas.microsoft.com/office/word/2016/wordml/cid" xmlns:w16="http://schemas.microsoft.com/office/word/2018/wordml" xmlns:w16du="http://schemas.microsoft.com/office/word/2023/wordml/word16du" xmlns:w16sdtdh="http://schemas.microsoft.com/office/word/2020/wordml/sdtdatahash" xmlns:w16sdtfl="http://schemas.microsoft.com/office/word/2024/wordml/sdtformatlock" xmlns:w16se="http://schemas.microsoft.com/office/word/2015/wordml/symex" mc:Ignorable="w14 w15 w16se w16cid w16 w16cex w16sdtdh w16sdtfl w16du">
+<w:styles xmlns:mc="http://schemas.openxmlformats.org/markup-compatibility/2006" xmlns:r="http://schemas.openxmlformats.org/officeDocument/2006/relationships" xmlns:w="http://schemas.openxmlformats.org/wordprocessingml/2006/main" xmlns:w14="http://schemas.microsoft.com/office/word/2010/wordml" mc:Ignorable="w14">
   <w:docDefaults>
     <w:rPrDefault>
       <w:rPr>
@@ -1697,383 +2389,469 @@
     </w:rPrDefault>
     <w:pPrDefault/>
   </w:docDefaults>
-  <w:latentStyles w:defLockedState="0" w:defUIPriority="99" w:defSemiHidden="0" w:defUnhideWhenUsed="0" w:defQFormat="0" w:count="376">
-    <w:lsdException w:name="Normal" w:uiPriority="0" w:qFormat="1"/>
-    <w:lsdException w:name="heading 1" w:uiPriority="9" w:qFormat="1"/>
-    <w:lsdException w:name="heading 2" w:semiHidden="1" w:uiPriority="9" w:unhideWhenUsed="1" w:qFormat="1"/>
-    <w:lsdException w:name="heading 3" w:semiHidden="1" w:uiPriority="9" w:unhideWhenUsed="1" w:qFormat="1"/>
-    <w:lsdException w:name="heading 4" w:semiHidden="1" w:uiPriority="9" w:unhideWhenUsed="1" w:qFormat="1"/>
-    <w:lsdException w:name="heading 5" w:semiHidden="1" w:uiPriority="9" w:unhideWhenUsed="1" w:qFormat="1"/>
-    <w:lsdException w:name="heading 6" w:semiHidden="1" w:uiPriority="9" w:unhideWhenUsed="1" w:qFormat="1"/>
-    <w:lsdException w:name="heading 7" w:semiHidden="1" w:uiPriority="9" w:unhideWhenUsed="1" w:qFormat="1"/>
-    <w:lsdException w:name="heading 8" w:semiHidden="1" w:uiPriority="9" w:unhideWhenUsed="1" w:qFormat="1"/>
-    <w:lsdException w:name="heading 9" w:semiHidden="1" w:uiPriority="9" w:unhideWhenUsed="1" w:qFormat="1"/>
-    <w:lsdException w:name="index 1" w:semiHidden="1" w:unhideWhenUsed="1"/>
-    <w:lsdException w:name="index 2" w:semiHidden="1" w:unhideWhenUsed="1"/>
-    <w:lsdException w:name="index 3" w:semiHidden="1" w:unhideWhenUsed="1"/>
-    <w:lsdException w:name="index 4" w:semiHidden="1" w:unhideWhenUsed="1"/>
-    <w:lsdException w:name="index 5" w:semiHidden="1" w:unhideWhenUsed="1"/>
-    <w:lsdException w:name="index 6" w:semiHidden="1" w:unhideWhenUsed="1"/>
-    <w:lsdException w:name="index 7" w:semiHidden="1" w:unhideWhenUsed="1"/>
-    <w:lsdException w:name="index 8" w:semiHidden="1" w:unhideWhenUsed="1"/>
-    <w:lsdException w:name="index 9" w:semiHidden="1" w:unhideWhenUsed="1"/>
-    <w:lsdException w:name="toc 1" w:semiHidden="1" w:uiPriority="39" w:unhideWhenUsed="1"/>
-    <w:lsdException w:name="toc 2" w:semiHidden="1" w:uiPriority="39" w:unhideWhenUsed="1"/>
-    <w:lsdException w:name="toc 3" w:semiHidden="1" w:uiPriority="39" w:unhideWhenUsed="1"/>
-    <w:lsdException w:name="toc 4" w:semiHidden="1" w:uiPriority="39" w:unhideWhenUsed="1"/>
-    <w:lsdException w:name="toc 5" w:semiHidden="1" w:uiPriority="39" w:unhideWhenUsed="1"/>
-    <w:lsdException w:name="toc 6" w:semiHidden="1" w:uiPriority="39" w:unhideWhenUsed="1"/>
-    <w:lsdException w:name="toc 7" w:semiHidden="1" w:uiPriority="39" w:unhideWhenUsed="1"/>
-    <w:lsdException w:name="toc 8" w:semiHidden="1" w:uiPriority="39" w:unhideWhenUsed="1"/>
-    <w:lsdException w:name="toc 9" w:semiHidden="1" w:uiPriority="39" w:unhideWhenUsed="1"/>
-    <w:lsdException w:name="Normal Indent" w:semiHidden="1" w:unhideWhenUsed="1"/>
-    <w:lsdException w:name="footnote text" w:semiHidden="1" w:unhideWhenUsed="1"/>
-    <w:lsdException w:name="annotation text" w:semiHidden="1" w:unhideWhenUsed="1"/>
-    <w:lsdException w:name="header" w:semiHidden="1" w:unhideWhenUsed="1"/>
-    <w:lsdException w:name="footer" w:semiHidden="1" w:unhideWhenUsed="1"/>
-    <w:lsdException w:name="index heading" w:semiHidden="1" w:unhideWhenUsed="1"/>
-    <w:lsdException w:name="caption" w:semiHidden="1" w:uiPriority="35" w:unhideWhenUsed="1" w:qFormat="1"/>
-    <w:lsdException w:name="table of figures" w:semiHidden="1" w:unhideWhenUsed="1"/>
-    <w:lsdException w:name="envelope address" w:semiHidden="1" w:unhideWhenUsed="1"/>
-    <w:lsdException w:name="envelope return" w:semiHidden="1" w:unhideWhenUsed="1"/>
-    <w:lsdException w:name="footnote reference" w:semiHidden="1" w:unhideWhenUsed="1"/>
-    <w:lsdException w:name="annotation reference" w:semiHidden="1" w:unhideWhenUsed="1"/>
-    <w:lsdException w:name="line number" w:semiHidden="1" w:unhideWhenUsed="1"/>
-    <w:lsdException w:name="page number" w:semiHidden="1" w:unhideWhenUsed="1"/>
-    <w:lsdException w:name="endnote reference" w:semiHidden="1" w:unhideWhenUsed="1"/>
-    <w:lsdException w:name="endnote text" w:semiHidden="1" w:unhideWhenUsed="1"/>
-    <w:lsdException w:name="table of authorities" w:semiHidden="1" w:unhideWhenUsed="1"/>
-    <w:lsdException w:name="macro" w:semiHidden="1" w:unhideWhenUsed="1"/>
-    <w:lsdException w:name="toa heading" w:semiHidden="1" w:unhideWhenUsed="1"/>
-    <w:lsdException w:name="List" w:semiHidden="1" w:unhideWhenUsed="1"/>
-    <w:lsdException w:name="List Bullet" w:semiHidden="1" w:unhideWhenUsed="1"/>
-    <w:lsdException w:name="List Number" w:semiHidden="1" w:unhideWhenUsed="1"/>
-    <w:lsdException w:name="List 2" w:semiHidden="1" w:unhideWhenUsed="1"/>
-    <w:lsdException w:name="List 3" w:semiHidden="1" w:unhideWhenUsed="1"/>
-    <w:lsdException w:name="List 4" w:semiHidden="1" w:unhideWhenUsed="1"/>
-    <w:lsdException w:name="List 5" w:semiHidden="1" w:unhideWhenUsed="1"/>
-    <w:lsdException w:name="List Bullet 2" w:semiHidden="1" w:unhideWhenUsed="1"/>
-    <w:lsdException w:name="List Bullet 3" w:semiHidden="1" w:unhideWhenUsed="1"/>
-    <w:lsdException w:name="List Bullet 4" w:semiHidden="1" w:unhideWhenUsed="1"/>
-    <w:lsdException w:name="List Bullet 5" w:semiHidden="1" w:unhideWhenUsed="1"/>
-    <w:lsdException w:name="List Number 2" w:semiHidden="1" w:unhideWhenUsed="1"/>
-    <w:lsdException w:name="List Number 3" w:semiHidden="1" w:unhideWhenUsed="1"/>
-    <w:lsdException w:name="List Number 4" w:semiHidden="1" w:unhideWhenUsed="1"/>
-    <w:lsdException w:name="List Number 5" w:semiHidden="1" w:unhideWhenUsed="1"/>
-    <w:lsdException w:name="Title" w:uiPriority="10" w:qFormat="1"/>
-    <w:lsdException w:name="Closing" w:semiHidden="1" w:unhideWhenUsed="1"/>
-    <w:lsdException w:name="Signature" w:semiHidden="1" w:unhideWhenUsed="1"/>
-    <w:lsdException w:name="Default Paragraph Font" w:semiHidden="1" w:uiPriority="1" w:unhideWhenUsed="1"/>
-    <w:lsdException w:name="Body Text" w:semiHidden="1" w:unhideWhenUsed="1"/>
-    <w:lsdException w:name="Body Text Indent" w:semiHidden="1" w:unhideWhenUsed="1"/>
-    <w:lsdException w:name="List Continue" w:semiHidden="1" w:unhideWhenUsed="1"/>
-    <w:lsdException w:name="List Continue 2" w:semiHidden="1" w:unhideWhenUsed="1"/>
-    <w:lsdException w:name="List Continue 3" w:semiHidden="1" w:unhideWhenUsed="1"/>
-    <w:lsdException w:name="List Continue 4" w:semiHidden="1" w:unhideWhenUsed="1"/>
-    <w:lsdException w:name="List Continue 5" w:semiHidden="1" w:unhideWhenUsed="1"/>
-    <w:lsdException w:name="Message Header" w:semiHidden="1" w:unhideWhenUsed="1"/>
-    <w:lsdException w:name="Subtitle" w:uiPriority="11" w:qFormat="1"/>
-    <w:lsdException w:name="Salutation" w:semiHidden="1" w:unhideWhenUsed="1"/>
-    <w:lsdException w:name="Date" w:semiHidden="1" w:unhideWhenUsed="1"/>
-    <w:lsdException w:name="Body Text First Indent" w:semiHidden="1" w:unhideWhenUsed="1"/>
-    <w:lsdException w:name="Body Text First Indent 2" w:semiHidden="1" w:unhideWhenUsed="1"/>
-    <w:lsdException w:name="Note Heading" w:semiHidden="1" w:unhideWhenUsed="1"/>
-    <w:lsdException w:name="Body Text 2" w:semiHidden="1" w:unhideWhenUsed="1"/>
-    <w:lsdException w:name="Body Text 3" w:semiHidden="1" w:unhideWhenUsed="1"/>
-    <w:lsdException w:name="Body Text Indent 2" w:semiHidden="1" w:unhideWhenUsed="1"/>
-    <w:lsdException w:name="Body Text Indent 3" w:semiHidden="1" w:unhideWhenUsed="1"/>
-    <w:lsdException w:name="Block Text" w:semiHidden="1" w:unhideWhenUsed="1"/>
-    <w:lsdException w:name="Hyperlink" w:semiHidden="1" w:unhideWhenUsed="1"/>
-    <w:lsdException w:name="FollowedHyperlink" w:semiHidden="1" w:unhideWhenUsed="1"/>
-    <w:lsdException w:name="Strong" w:uiPriority="22" w:qFormat="1"/>
-    <w:lsdException w:name="Emphasis" w:uiPriority="20" w:qFormat="1"/>
-    <w:lsdException w:name="Document Map" w:semiHidden="1" w:unhideWhenUsed="1"/>
-    <w:lsdException w:name="Plain Text" w:semiHidden="1" w:unhideWhenUsed="1"/>
-    <w:lsdException w:name="E-mail Signature" w:semiHidden="1" w:unhideWhenUsed="1"/>
-    <w:lsdException w:name="HTML Top of Form" w:semiHidden="1" w:unhideWhenUsed="1"/>
-    <w:lsdException w:name="HTML Bottom of Form" w:semiHidden="1" w:unhideWhenUsed="1"/>
-    <w:lsdException w:name="Normal (Web)" w:semiHidden="1" w:unhideWhenUsed="1"/>
-    <w:lsdException w:name="HTML Acronym" w:semiHidden="1" w:unhideWhenUsed="1"/>
-    <w:lsdException w:name="HTML Address" w:semiHidden="1" w:unhideWhenUsed="1"/>
-    <w:lsdException w:name="HTML Cite" w:semiHidden="1" w:unhideWhenUsed="1"/>
-    <w:lsdException w:name="HTML Code" w:semiHidden="1" w:unhideWhenUsed="1"/>
-    <w:lsdException w:name="HTML Definition" w:semiHidden="1" w:unhideWhenUsed="1"/>
-    <w:lsdException w:name="HTML Keyboard" w:semiHidden="1" w:unhideWhenUsed="1"/>
-    <w:lsdException w:name="HTML Preformatted" w:semiHidden="1" w:unhideWhenUsed="1"/>
-    <w:lsdException w:name="HTML Sample" w:semiHidden="1" w:unhideWhenUsed="1"/>
-    <w:lsdException w:name="HTML Typewriter" w:semiHidden="1" w:unhideWhenUsed="1"/>
-    <w:lsdException w:name="HTML Variable" w:semiHidden="1" w:unhideWhenUsed="1"/>
-    <w:lsdException w:name="Normal Table" w:semiHidden="1" w:unhideWhenUsed="1"/>
-    <w:lsdException w:name="annotation subject" w:semiHidden="1" w:unhideWhenUsed="1"/>
-    <w:lsdException w:name="No List" w:semiHidden="1" w:unhideWhenUsed="1"/>
-    <w:lsdException w:name="Outline List 1" w:semiHidden="1" w:unhideWhenUsed="1"/>
-    <w:lsdException w:name="Outline List 2" w:semiHidden="1" w:unhideWhenUsed="1"/>
-    <w:lsdException w:name="Outline List 3" w:semiHidden="1" w:unhideWhenUsed="1"/>
-    <w:lsdException w:name="Table Simple 1" w:semiHidden="1" w:unhideWhenUsed="1"/>
-    <w:lsdException w:name="Table Simple 2" w:semiHidden="1" w:unhideWhenUsed="1"/>
-    <w:lsdException w:name="Table Simple 3" w:semiHidden="1" w:unhideWhenUsed="1"/>
-    <w:lsdException w:name="Table Classic 1" w:semiHidden="1" w:unhideWhenUsed="1"/>
-    <w:lsdException w:name="Table Classic 2" w:semiHidden="1" w:unhideWhenUsed="1"/>
-    <w:lsdException w:name="Table Classic 3" w:semiHidden="1" w:unhideWhenUsed="1"/>
-    <w:lsdException w:name="Table Classic 4" w:semiHidden="1" w:unhideWhenUsed="1"/>
-    <w:lsdException w:name="Table Colorful 1" w:semiHidden="1" w:unhideWhenUsed="1"/>
-    <w:lsdException w:name="Table Colorful 2" w:semiHidden="1" w:unhideWhenUsed="1"/>
-    <w:lsdException w:name="Table Colorful 3" w:semiHidden="1" w:unhideWhenUsed="1"/>
-    <w:lsdException w:name="Table Columns 1" w:semiHidden="1" w:unhideWhenUsed="1"/>
-    <w:lsdException w:name="Table Columns 2" w:semiHidden="1" w:unhideWhenUsed="1"/>
-    <w:lsdException w:name="Table Columns 3" w:semiHidden="1" w:unhideWhenUsed="1"/>
-    <w:lsdException w:name="Table Columns 4" w:semiHidden="1" w:unhideWhenUsed="1"/>
-    <w:lsdException w:name="Table Columns 5" w:semiHidden="1" w:unhideWhenUsed="1"/>
-    <w:lsdException w:name="Table Grid 1" w:semiHidden="1" w:unhideWhenUsed="1"/>
-    <w:lsdException w:name="Table Grid 2" w:semiHidden="1" w:unhideWhenUsed="1"/>
-    <w:lsdException w:name="Table Grid 3" w:semiHidden="1" w:unhideWhenUsed="1"/>
-    <w:lsdException w:name="Table Grid 4" w:semiHidden="1" w:unhideWhenUsed="1"/>
-    <w:lsdException w:name="Table Grid 5" w:semiHidden="1" w:unhideWhenUsed="1"/>
-    <w:lsdException w:name="Table Grid 6" w:semiHidden="1" w:unhideWhenUsed="1"/>
-    <w:lsdException w:name="Table Grid 7" w:semiHidden="1" w:unhideWhenUsed="1"/>
-    <w:lsdException w:name="Table Grid 8" w:semiHidden="1" w:unhideWhenUsed="1"/>
-    <w:lsdException w:name="Table List 1" w:semiHidden="1" w:unhideWhenUsed="1"/>
-    <w:lsdException w:name="Table List 2" w:semiHidden="1" w:unhideWhenUsed="1"/>
-    <w:lsdException w:name="Table List 3" w:semiHidden="1" w:unhideWhenUsed="1"/>
-    <w:lsdException w:name="Table List 4" w:semiHidden="1" w:unhideWhenUsed="1"/>
-    <w:lsdException w:name="Table List 5" w:semiHidden="1" w:unhideWhenUsed="1"/>
-    <w:lsdException w:name="Table List 6" w:semiHidden="1" w:unhideWhenUsed="1"/>
-    <w:lsdException w:name="Table List 7" w:semiHidden="1" w:unhideWhenUsed="1"/>
-    <w:lsdException w:name="Table List 8" w:semiHidden="1" w:unhideWhenUsed="1"/>
-    <w:lsdException w:name="Table 3D effects 1" w:semiHidden="1" w:unhideWhenUsed="1"/>
-    <w:lsdException w:name="Table 3D effects 2" w:semiHidden="1" w:unhideWhenUsed="1"/>
-    <w:lsdException w:name="Table 3D effects 3" w:semiHidden="1" w:unhideWhenUsed="1"/>
-    <w:lsdException w:name="Table Contemporary" w:semiHidden="1" w:unhideWhenUsed="1"/>
-    <w:lsdException w:name="Table Elegant" w:semiHidden="1" w:unhideWhenUsed="1"/>
-    <w:lsdException w:name="Table Professional" w:semiHidden="1" w:unhideWhenUsed="1"/>
-    <w:lsdException w:name="Table Subtle 1" w:semiHidden="1" w:unhideWhenUsed="1"/>
-    <w:lsdException w:name="Table Subtle 2" w:semiHidden="1" w:unhideWhenUsed="1"/>
-    <w:lsdException w:name="Table Web 1" w:semiHidden="1" w:unhideWhenUsed="1"/>
-    <w:lsdException w:name="Table Web 2" w:semiHidden="1" w:unhideWhenUsed="1"/>
-    <w:lsdException w:name="Table Web 3" w:semiHidden="1" w:unhideWhenUsed="1"/>
-    <w:lsdException w:name="Balloon Text" w:semiHidden="1" w:unhideWhenUsed="1"/>
-    <w:lsdException w:name="Table Grid" w:uiPriority="39"/>
-    <w:lsdException w:name="Table Theme" w:semiHidden="1" w:unhideWhenUsed="1"/>
-    <w:lsdException w:name="Placeholder Text" w:semiHidden="1"/>
-    <w:lsdException w:name="No Spacing" w:uiPriority="1" w:qFormat="1"/>
-    <w:lsdException w:name="Light Shading" w:uiPriority="60"/>
-    <w:lsdException w:name="Light List" w:uiPriority="61"/>
-    <w:lsdException w:name="Light Grid" w:uiPriority="62"/>
-    <w:lsdException w:name="Medium Shading 1" w:uiPriority="63"/>
-    <w:lsdException w:name="Medium Shading 2" w:uiPriority="64"/>
-    <w:lsdException w:name="Medium List 1" w:uiPriority="65"/>
-    <w:lsdException w:name="Medium List 2" w:uiPriority="66"/>
-    <w:lsdException w:name="Medium Grid 1" w:uiPriority="67"/>
-    <w:lsdException w:name="Medium Grid 2" w:uiPriority="68"/>
-    <w:lsdException w:name="Medium Grid 3" w:uiPriority="69"/>
-    <w:lsdException w:name="Dark List" w:uiPriority="70"/>
-    <w:lsdException w:name="Colorful Shading" w:uiPriority="71"/>
-    <w:lsdException w:name="Colorful List" w:uiPriority="72"/>
-    <w:lsdException w:name="Colorful Grid" w:uiPriority="73"/>
-    <w:lsdException w:name="Light Shading Accent 1" w:uiPriority="60"/>
-    <w:lsdException w:name="Light List Accent 1" w:uiPriority="61"/>
-    <w:lsdException w:name="Light Grid Accent 1" w:uiPriority="62"/>
-    <w:lsdException w:name="Medium Shading 1 Accent 1" w:uiPriority="63"/>
-    <w:lsdException w:name="Medium Shading 2 Accent 1" w:uiPriority="64"/>
-    <w:lsdException w:name="Medium List 1 Accent 1" w:uiPriority="65"/>
-    <w:lsdException w:name="Revision" w:semiHidden="1"/>
-    <w:lsdException w:name="List Paragraph" w:uiPriority="34" w:qFormat="1"/>
-    <w:lsdException w:name="Quote" w:uiPriority="29" w:qFormat="1"/>
-    <w:lsdException w:name="Intense Quote" w:uiPriority="30" w:qFormat="1"/>
-    <w:lsdException w:name="Medium List 2 Accent 1" w:uiPriority="66"/>
-    <w:lsdException w:name="Medium Grid 1 Accent 1" w:uiPriority="67"/>
-    <w:lsdException w:name="Medium Grid 2 Accent 1" w:uiPriority="68"/>
-    <w:lsdException w:name="Medium Grid 3 Accent 1" w:uiPriority="69"/>
-    <w:lsdException w:name="Dark List Accent 1" w:uiPriority="70"/>
-    <w:lsdException w:name="Colorful Shading Accent 1" w:uiPriority="71"/>
-    <w:lsdException w:name="Colorful List Accent 1" w:uiPriority="72"/>
-    <w:lsdException w:name="Colorful Grid Accent 1" w:uiPriority="73"/>
-    <w:lsdException w:name="Light Shading Accent 2" w:uiPriority="60"/>
-    <w:lsdException w:name="Light List Accent 2" w:uiPriority="61"/>
-    <w:lsdException w:name="Light Grid Accent 2" w:uiPriority="62"/>
-    <w:lsdException w:name="Medium Shading 1 Accent 2" w:uiPriority="63"/>
-    <w:lsdException w:name="Medium Shading 2 Accent 2" w:uiPriority="64"/>
-    <w:lsdException w:name="Medium List 1 Accent 2" w:uiPriority="65"/>
-    <w:lsdException w:name="Medium List 2 Accent 2" w:uiPriority="66"/>
-    <w:lsdException w:name="Medium Grid 1 Accent 2" w:uiPriority="67"/>
-    <w:lsdException w:name="Medium Grid 2 Accent 2" w:uiPriority="68"/>
-    <w:lsdException w:name="Medium Grid 3 Accent 2" w:uiPriority="69"/>
-    <w:lsdException w:name="Dark List Accent 2" w:uiPriority="70"/>
-    <w:lsdException w:name="Colorful Shading Accent 2" w:uiPriority="71"/>
-    <w:lsdException w:name="Colorful List Accent 2" w:uiPriority="72"/>
-    <w:lsdException w:name="Colorful Grid Accent 2" w:uiPriority="73"/>
-    <w:lsdException w:name="Light Shading Accent 3" w:uiPriority="60"/>
-    <w:lsdException w:name="Light List Accent 3" w:uiPriority="61"/>
-    <w:lsdException w:name="Light Grid Accent 3" w:uiPriority="62"/>
-    <w:lsdException w:name="Medium Shading 1 Accent 3" w:uiPriority="63"/>
-    <w:lsdException w:name="Medium Shading 2 Accent 3" w:uiPriority="64"/>
-    <w:lsdException w:name="Medium List 1 Accent 3" w:uiPriority="65"/>
-    <w:lsdException w:name="Medium List 2 Accent 3" w:uiPriority="66"/>
-    <w:lsdException w:name="Medium Grid 1 Accent 3" w:uiPriority="67"/>
-    <w:lsdException w:name="Medium Grid 2 Accent 3" w:uiPriority="68"/>
-    <w:lsdException w:name="Medium Grid 3 Accent 3" w:uiPriority="69"/>
-    <w:lsdException w:name="Dark List Accent 3" w:uiPriority="70"/>
-    <w:lsdException w:name="Colorful Shading Accent 3" w:uiPriority="71"/>
-    <w:lsdException w:name="Colorful List Accent 3" w:uiPriority="72"/>
-    <w:lsdException w:name="Colorful Grid Accent 3" w:uiPriority="73"/>
-    <w:lsdException w:name="Light Shading Accent 4" w:uiPriority="60"/>
-    <w:lsdException w:name="Light List Accent 4" w:uiPriority="61"/>
-    <w:lsdException w:name="Light Grid Accent 4" w:uiPriority="62"/>
-    <w:lsdException w:name="Medium Shading 1 Accent 4" w:uiPriority="63"/>
-    <w:lsdException w:name="Medium Shading 2 Accent 4" w:uiPriority="64"/>
-    <w:lsdException w:name="Medium List 1 Accent 4" w:uiPriority="65"/>
-    <w:lsdException w:name="Medium List 2 Accent 4" w:uiPriority="66"/>
-    <w:lsdException w:name="Medium Grid 1 Accent 4" w:uiPriority="67"/>
-    <w:lsdException w:name="Medium Grid 2 Accent 4" w:uiPriority="68"/>
-    <w:lsdException w:name="Medium Grid 3 Accent 4" w:uiPriority="69"/>
-    <w:lsdException w:name="Dark List Accent 4" w:uiPriority="70"/>
-    <w:lsdException w:name="Colorful Shading Accent 4" w:uiPriority="71"/>
-    <w:lsdException w:name="Colorful List Accent 4" w:uiPriority="72"/>
-    <w:lsdException w:name="Colorful Grid Accent 4" w:uiPriority="73"/>
-    <w:lsdException w:name="Light Shading Accent 5" w:uiPriority="60"/>
-    <w:lsdException w:name="Light List Accent 5" w:uiPriority="61"/>
-    <w:lsdException w:name="Light Grid Accent 5" w:uiPriority="62"/>
-    <w:lsdException w:name="Medium Shading 1 Accent 5" w:uiPriority="63"/>
-    <w:lsdException w:name="Medium Shading 2 Accent 5" w:uiPriority="64"/>
-    <w:lsdException w:name="Medium List 1 Accent 5" w:uiPriority="65"/>
-    <w:lsdException w:name="Medium List 2 Accent 5" w:uiPriority="66"/>
-    <w:lsdException w:name="Medium Grid 1 Accent 5" w:uiPriority="67"/>
-    <w:lsdException w:name="Medium Grid 2 Accent 5" w:uiPriority="68"/>
-    <w:lsdException w:name="Medium Grid 3 Accent 5" w:uiPriority="69"/>
-    <w:lsdException w:name="Dark List Accent 5" w:uiPriority="70"/>
-    <w:lsdException w:name="Colorful Shading Accent 5" w:uiPriority="71"/>
-    <w:lsdException w:name="Colorful List Accent 5" w:uiPriority="72"/>
-    <w:lsdException w:name="Colorful Grid Accent 5" w:uiPriority="73"/>
-    <w:lsdException w:name="Light Shading Accent 6" w:uiPriority="60"/>
-    <w:lsdException w:name="Light List Accent 6" w:uiPriority="61"/>
-    <w:lsdException w:name="Light Grid Accent 6" w:uiPriority="62"/>
-    <w:lsdException w:name="Medium Shading 1 Accent 6" w:uiPriority="63"/>
-    <w:lsdException w:name="Medium Shading 2 Accent 6" w:uiPriority="64"/>
-    <w:lsdException w:name="Medium List 1 Accent 6" w:uiPriority="65"/>
-    <w:lsdException w:name="Medium List 2 Accent 6" w:uiPriority="66"/>
-    <w:lsdException w:name="Medium Grid 1 Accent 6" w:uiPriority="67"/>
-    <w:lsdException w:name="Medium Grid 2 Accent 6" w:uiPriority="68"/>
-    <w:lsdException w:name="Medium Grid 3 Accent 6" w:uiPriority="69"/>
-    <w:lsdException w:name="Dark List Accent 6" w:uiPriority="70"/>
-    <w:lsdException w:name="Colorful Shading Accent 6" w:uiPriority="71"/>
-    <w:lsdException w:name="Colorful List Accent 6" w:uiPriority="72"/>
-    <w:lsdException w:name="Colorful Grid Accent 6" w:uiPriority="73"/>
-    <w:lsdException w:name="Subtle Emphasis" w:uiPriority="19" w:qFormat="1"/>
-    <w:lsdException w:name="Intense Emphasis" w:uiPriority="21" w:qFormat="1"/>
-    <w:lsdException w:name="Subtle Reference" w:uiPriority="31" w:qFormat="1"/>
-    <w:lsdException w:name="Intense Reference" w:uiPriority="32" w:qFormat="1"/>
-    <w:lsdException w:name="Book Title" w:uiPriority="33" w:qFormat="1"/>
-    <w:lsdException w:name="Bibliography" w:semiHidden="1" w:uiPriority="37" w:unhideWhenUsed="1"/>
-    <w:lsdException w:name="TOC Heading" w:semiHidden="1" w:uiPriority="39" w:unhideWhenUsed="1" w:qFormat="1"/>
-    <w:lsdException w:name="Plain Table 1" w:uiPriority="41"/>
-    <w:lsdException w:name="Plain Table 2" w:uiPriority="42"/>
-    <w:lsdException w:name="Plain Table 3" w:uiPriority="43"/>
-    <w:lsdException w:name="Plain Table 4" w:uiPriority="44"/>
-    <w:lsdException w:name="Plain Table 5" w:uiPriority="45"/>
-    <w:lsdException w:name="Grid Table Light" w:uiPriority="40"/>
-    <w:lsdException w:name="Grid Table 1 Light" w:uiPriority="46"/>
-    <w:lsdException w:name="Grid Table 2" w:uiPriority="47"/>
-    <w:lsdException w:name="Grid Table 3" w:uiPriority="48"/>
-    <w:lsdException w:name="Grid Table 4" w:uiPriority="49"/>
-    <w:lsdException w:name="Grid Table 5 Dark" w:uiPriority="50"/>
-    <w:lsdException w:name="Grid Table 6 Colorful" w:uiPriority="51"/>
-    <w:lsdException w:name="Grid Table 7 Colorful" w:uiPriority="52"/>
-    <w:lsdException w:name="Grid Table 1 Light Accent 1" w:uiPriority="46"/>
-    <w:lsdException w:name="Grid Table 2 Accent 1" w:uiPriority="47"/>
-    <w:lsdException w:name="Grid Table 3 Accent 1" w:uiPriority="48"/>
-    <w:lsdException w:name="Grid Table 4 Accent 1" w:uiPriority="49"/>
-    <w:lsdException w:name="Grid Table 5 Dark Accent 1" w:uiPriority="50"/>
-    <w:lsdException w:name="Grid Table 6 Colorful Accent 1" w:uiPriority="51"/>
-    <w:lsdException w:name="Grid Table 7 Colorful Accent 1" w:uiPriority="52"/>
-    <w:lsdException w:name="Grid Table 1 Light Accent 2" w:uiPriority="46"/>
-    <w:lsdException w:name="Grid Table 2 Accent 2" w:uiPriority="47"/>
-    <w:lsdException w:name="Grid Table 3 Accent 2" w:uiPriority="48"/>
-    <w:lsdException w:name="Grid Table 4 Accent 2" w:uiPriority="49"/>
-    <w:lsdException w:name="Grid Table 5 Dark Accent 2" w:uiPriority="50"/>
-    <w:lsdException w:name="Grid Table 6 Colorful Accent 2" w:uiPriority="51"/>
-    <w:lsdException w:name="Grid Table 7 Colorful Accent 2" w:uiPriority="52"/>
-    <w:lsdException w:name="Grid Table 1 Light Accent 3" w:uiPriority="46"/>
-    <w:lsdException w:name="Grid Table 2 Accent 3" w:uiPriority="47"/>
-    <w:lsdException w:name="Grid Table 3 Accent 3" w:uiPriority="48"/>
-    <w:lsdException w:name="Grid Table 4 Accent 3" w:uiPriority="49"/>
-    <w:lsdException w:name="Grid Table 5 Dark Accent 3" w:uiPriority="50"/>
-    <w:lsdException w:name="Grid Table 6 Colorful Accent 3" w:uiPriority="51"/>
-    <w:lsdException w:name="Grid Table 7 Colorful Accent 3" w:uiPriority="52"/>
-    <w:lsdException w:name="Grid Table 1 Light Accent 4" w:uiPriority="46"/>
-    <w:lsdException w:name="Grid Table 2 Accent 4" w:uiPriority="47"/>
-    <w:lsdException w:name="Grid Table 3 Accent 4" w:uiPriority="48"/>
-    <w:lsdException w:name="Grid Table 4 Accent 4" w:uiPriority="49"/>
-    <w:lsdException w:name="Grid Table 5 Dark Accent 4" w:uiPriority="50"/>
-    <w:lsdException w:name="Grid Table 6 Colorful Accent 4" w:uiPriority="51"/>
-    <w:lsdException w:name="Grid Table 7 Colorful Accent 4" w:uiPriority="52"/>
-    <w:lsdException w:name="Grid Table 1 Light Accent 5" w:uiPriority="46"/>
-    <w:lsdException w:name="Grid Table 2 Accent 5" w:uiPriority="47"/>
-    <w:lsdException w:name="Grid Table 3 Accent 5" w:uiPriority="48"/>
-    <w:lsdException w:name="Grid Table 4 Accent 5" w:uiPriority="49"/>
-    <w:lsdException w:name="Grid Table 5 Dark Accent 5" w:uiPriority="50"/>
-    <w:lsdException w:name="Grid Table 6 Colorful Accent 5" w:uiPriority="51"/>
-    <w:lsdException w:name="Grid Table 7 Colorful Accent 5" w:uiPriority="52"/>
-    <w:lsdException w:name="Grid Table 1 Light Accent 6" w:uiPriority="46"/>
-    <w:lsdException w:name="Grid Table 2 Accent 6" w:uiPriority="47"/>
-    <w:lsdException w:name="Grid Table 3 Accent 6" w:uiPriority="48"/>
-    <w:lsdException w:name="Grid Table 4 Accent 6" w:uiPriority="49"/>
-    <w:lsdException w:name="Grid Table 5 Dark Accent 6" w:uiPriority="50"/>
-    <w:lsdException w:name="Grid Table 6 Colorful Accent 6" w:uiPriority="51"/>
-    <w:lsdException w:name="Grid Table 7 Colorful Accent 6" w:uiPriority="52"/>
-    <w:lsdException w:name="List Table 1 Light" w:uiPriority="46"/>
-    <w:lsdException w:name="List Table 2" w:uiPriority="47"/>
-    <w:lsdException w:name="List Table 3" w:uiPriority="48"/>
-    <w:lsdException w:name="List Table 4" w:uiPriority="49"/>
-    <w:lsdException w:name="List Table 5 Dark" w:uiPriority="50"/>
-    <w:lsdException w:name="List Table 6 Colorful" w:uiPriority="51"/>
-    <w:lsdException w:name="List Table 7 Colorful" w:uiPriority="52"/>
-    <w:lsdException w:name="List Table 1 Light Accent 1" w:uiPriority="46"/>
-    <w:lsdException w:name="List Table 2 Accent 1" w:uiPriority="47"/>
-    <w:lsdException w:name="List Table 3 Accent 1" w:uiPriority="48"/>
-    <w:lsdException w:name="List Table 4 Accent 1" w:uiPriority="49"/>
-    <w:lsdException w:name="List Table 5 Dark Accent 1" w:uiPriority="50"/>
-    <w:lsdException w:name="List Table 6 Colorful Accent 1" w:uiPriority="51"/>
-    <w:lsdException w:name="List Table 7 Colorful Accent 1" w:uiPriority="52"/>
-    <w:lsdException w:name="List Table 1 Light Accent 2" w:uiPriority="46"/>
-    <w:lsdException w:name="List Table 2 Accent 2" w:uiPriority="47"/>
-    <w:lsdException w:name="List Table 3 Accent 2" w:uiPriority="48"/>
-    <w:lsdException w:name="List Table 4 Accent 2" w:uiPriority="49"/>
-    <w:lsdException w:name="List Table 5 Dark Accent 2" w:uiPriority="50"/>
-    <w:lsdException w:name="List Table 6 Colorful Accent 2" w:uiPriority="51"/>
-    <w:lsdException w:name="List Table 7 Colorful Accent 2" w:uiPriority="52"/>
-    <w:lsdException w:name="List Table 1 Light Accent 3" w:uiPriority="46"/>
-    <w:lsdException w:name="List Table 2 Accent 3" w:uiPriority="47"/>
-    <w:lsdException w:name="List Table 3 Accent 3" w:uiPriority="48"/>
-    <w:lsdException w:name="List Table 4 Accent 3" w:uiPriority="49"/>
-    <w:lsdException w:name="List Table 5 Dark Accent 3" w:uiPriority="50"/>
-    <w:lsdException w:name="List Table 6 Colorful Accent 3" w:uiPriority="51"/>
-    <w:lsdException w:name="List Table 7 Colorful Accent 3" w:uiPriority="52"/>
-    <w:lsdException w:name="List Table 1 Light Accent 4" w:uiPriority="46"/>
-    <w:lsdException w:name="List Table 2 Accent 4" w:uiPriority="47"/>
-    <w:lsdException w:name="List Table 3 Accent 4" w:uiPriority="48"/>
-    <w:lsdException w:name="List Table 4 Accent 4" w:uiPriority="49"/>
-    <w:lsdException w:name="List Table 5 Dark Accent 4" w:uiPriority="50"/>
-    <w:lsdException w:name="List Table 6 Colorful Accent 4" w:uiPriority="51"/>
-    <w:lsdException w:name="List Table 7 Colorful Accent 4" w:uiPriority="52"/>
-    <w:lsdException w:name="List Table 1 Light Accent 5" w:uiPriority="46"/>
-    <w:lsdException w:name="List Table 2 Accent 5" w:uiPriority="47"/>
-    <w:lsdException w:name="List Table 3 Accent 5" w:uiPriority="48"/>
-    <w:lsdException w:name="List Table 4 Accent 5" w:uiPriority="49"/>
-    <w:lsdException w:name="List Table 5 Dark Accent 5" w:uiPriority="50"/>
-    <w:lsdException w:name="List Table 6 Colorful Accent 5" w:uiPriority="51"/>
-    <w:lsdException w:name="List Table 7 Colorful Accent 5" w:uiPriority="52"/>
-    <w:lsdException w:name="List Table 1 Light Accent 6" w:uiPriority="46"/>
-    <w:lsdException w:name="List Table 2 Accent 6" w:uiPriority="47"/>
-    <w:lsdException w:name="List Table 3 Accent 6" w:uiPriority="48"/>
-    <w:lsdException w:name="List Table 4 Accent 6" w:uiPriority="49"/>
-    <w:lsdException w:name="List Table 5 Dark Accent 6" w:uiPriority="50"/>
-    <w:lsdException w:name="List Table 6 Colorful Accent 6" w:uiPriority="51"/>
-    <w:lsdException w:name="List Table 7 Colorful Accent 6" w:uiPriority="52"/>
-    <w:lsdException w:name="Mention" w:semiHidden="1" w:unhideWhenUsed="1"/>
-    <w:lsdException w:name="Smart Hyperlink" w:semiHidden="1" w:unhideWhenUsed="1"/>
-    <w:lsdException w:name="Hashtag" w:semiHidden="1" w:unhideWhenUsed="1"/>
-    <w:lsdException w:name="Unresolved Mention" w:semiHidden="1" w:unhideWhenUsed="1"/>
-    <w:lsdException w:name="Smart Link" w:semiHidden="1" w:unhideWhenUsed="1"/>
+  <w:latentStyles w:defLockedState="0" w:defUIPriority="99" w:defSemiHidden="1" w:defUnhideWhenUsed="1" w:defQFormat="0" w:count="267">
+    <w:lsdException w:name="Normal" w:semiHidden="0" w:uiPriority="0" w:unhideWhenUsed="0" w:qFormat="1"/>
+    <w:lsdException w:name="heading 1" w:semiHidden="0" w:uiPriority="9" w:unhideWhenUsed="0" w:qFormat="1"/>
+    <w:lsdException w:name="heading 2" w:uiPriority="9" w:qFormat="1"/>
+    <w:lsdException w:name="heading 3" w:uiPriority="9" w:qFormat="1"/>
+    <w:lsdException w:name="heading 4" w:uiPriority="9" w:qFormat="1"/>
+    <w:lsdException w:name="heading 5" w:uiPriority="9" w:qFormat="1"/>
+    <w:lsdException w:name="heading 6" w:uiPriority="9" w:qFormat="1"/>
+    <w:lsdException w:name="heading 7" w:uiPriority="9" w:qFormat="1"/>
+    <w:lsdException w:name="heading 8" w:uiPriority="9" w:qFormat="1"/>
+    <w:lsdException w:name="heading 9" w:uiPriority="9" w:qFormat="1"/>
+    <w:lsdException w:name="toc 1" w:uiPriority="39"/>
+    <w:lsdException w:name="toc 2" w:uiPriority="39"/>
+    <w:lsdException w:name="toc 3" w:uiPriority="39"/>
+    <w:lsdException w:name="toc 4" w:uiPriority="39"/>
+    <w:lsdException w:name="toc 5" w:uiPriority="39"/>
+    <w:lsdException w:name="toc 6" w:uiPriority="39"/>
+    <w:lsdException w:name="toc 7" w:uiPriority="39"/>
+    <w:lsdException w:name="toc 8" w:uiPriority="39"/>
+    <w:lsdException w:name="toc 9" w:uiPriority="39"/>
+    <w:lsdException w:name="caption" w:uiPriority="35" w:qFormat="1"/>
+    <w:lsdException w:name="Title" w:semiHidden="0" w:uiPriority="10" w:unhideWhenUsed="0" w:qFormat="1"/>
+    <w:lsdException w:name="Default Paragraph Font" w:uiPriority="1"/>
+    <w:lsdException w:name="Subtitle" w:semiHidden="0" w:uiPriority="11" w:unhideWhenUsed="0" w:qFormat="1"/>
+    <w:lsdException w:name="Strong" w:semiHidden="0" w:uiPriority="22" w:unhideWhenUsed="0" w:qFormat="1"/>
+    <w:lsdException w:name="Emphasis" w:semiHidden="0" w:uiPriority="20" w:unhideWhenUsed="0" w:qFormat="1"/>
+    <w:lsdException w:name="Table Grid" w:semiHidden="0" w:uiPriority="39" w:unhideWhenUsed="0"/>
+    <w:lsdException w:name="Placeholder Text" w:unhideWhenUsed="0"/>
+    <w:lsdException w:name="No Spacing" w:semiHidden="0" w:uiPriority="1" w:unhideWhenUsed="0" w:qFormat="1"/>
+    <w:lsdException w:name="Light Shading" w:semiHidden="0" w:uiPriority="60" w:unhideWhenUsed="0"/>
+    <w:lsdException w:name="Light List" w:semiHidden="0" w:uiPriority="61" w:unhideWhenUsed="0"/>
+    <w:lsdException w:name="Light Grid" w:semiHidden="0" w:uiPriority="62" w:unhideWhenUsed="0"/>
+    <w:lsdException w:name="Medium Shading 1" w:semiHidden="0" w:uiPriority="63" w:unhideWhenUsed="0"/>
+    <w:lsdException w:name="Medium Shading 2" w:semiHidden="0" w:uiPriority="64" w:unhideWhenUsed="0"/>
+    <w:lsdException w:name="Medium List 1" w:semiHidden="0" w:uiPriority="65" w:unhideWhenUsed="0"/>
+    <w:lsdException w:name="Medium List 2" w:semiHidden="0" w:uiPriority="66" w:unhideWhenUsed="0"/>
+    <w:lsdException w:name="Medium Grid 1" w:semiHidden="0" w:uiPriority="67" w:unhideWhenUsed="0"/>
+    <w:lsdException w:name="Medium Grid 2" w:semiHidden="0" w:uiPriority="68" w:unhideWhenUsed="0"/>
+    <w:lsdException w:name="Medium Grid 3" w:semiHidden="0" w:uiPriority="69" w:unhideWhenUsed="0"/>
+    <w:lsdException w:name="Dark List" w:semiHidden="0" w:uiPriority="70" w:unhideWhenUsed="0"/>
+    <w:lsdException w:name="Colorful Shading" w:semiHidden="0" w:uiPriority="71" w:unhideWhenUsed="0"/>
+    <w:lsdException w:name="Colorful List" w:semiHidden="0" w:uiPriority="72" w:unhideWhenUsed="0"/>
+    <w:lsdException w:name="Colorful Grid" w:semiHidden="0" w:uiPriority="73" w:unhideWhenUsed="0"/>
+    <w:lsdException w:name="Light Shading Accent 1" w:semiHidden="0" w:uiPriority="60" w:unhideWhenUsed="0"/>
+    <w:lsdException w:name="Light List Accent 1" w:semiHidden="0" w:uiPriority="61" w:unhideWhenUsed="0"/>
+    <w:lsdException w:name="Light Grid Accent 1" w:semiHidden="0" w:uiPriority="62" w:unhideWhenUsed="0"/>
+    <w:lsdException w:name="Medium Shading 1 Accent 1" w:semiHidden="0" w:uiPriority="63" w:unhideWhenUsed="0"/>
+    <w:lsdException w:name="Medium Shading 2 Accent 1" w:semiHidden="0" w:uiPriority="64" w:unhideWhenUsed="0"/>
+    <w:lsdException w:name="Medium List 1 Accent 1" w:semiHidden="0" w:uiPriority="65" w:unhideWhenUsed="0"/>
+    <w:lsdException w:name="Revision" w:unhideWhenUsed="0"/>
+    <w:lsdException w:name="List Paragraph" w:semiHidden="0" w:uiPriority="34" w:unhideWhenUsed="0" w:qFormat="1"/>
+    <w:lsdException w:name="Quote" w:semiHidden="0" w:uiPriority="29" w:unhideWhenUsed="0" w:qFormat="1"/>
+    <w:lsdException w:name="Intense Quote" w:semiHidden="0" w:uiPriority="30" w:unhideWhenUsed="0" w:qFormat="1"/>
+    <w:lsdException w:name="Medium List 2 Accent 1" w:semiHidden="0" w:uiPriority="66" w:unhideWhenUsed="0"/>
+    <w:lsdException w:name="Medium Grid 1 Accent 1" w:semiHidden="0" w:uiPriority="67" w:unhideWhenUsed="0"/>
+    <w:lsdException w:name="Medium Grid 2 Accent 1" w:semiHidden="0" w:uiPriority="68" w:unhideWhenUsed="0"/>
+    <w:lsdException w:name="Medium Grid 3 Accent 1" w:semiHidden="0" w:uiPriority="69" w:unhideWhenUsed="0"/>
+    <w:lsdException w:name="Dark List Accent 1" w:semiHidden="0" w:uiPriority="70" w:unhideWhenUsed="0"/>
+    <w:lsdException w:name="Colorful Shading Accent 1" w:semiHidden="0" w:uiPriority="71" w:unhideWhenUsed="0"/>
+    <w:lsdException w:name="Colorful List Accent 1" w:semiHidden="0" w:uiPriority="72" w:unhideWhenUsed="0"/>
+    <w:lsdException w:name="Colorful Grid Accent 1" w:semiHidden="0" w:uiPriority="73" w:unhideWhenUsed="0"/>
+    <w:lsdException w:name="Light Shading Accent 2" w:semiHidden="0" w:uiPriority="60" w:unhideWhenUsed="0"/>
+    <w:lsdException w:name="Light List Accent 2" w:semiHidden="0" w:uiPriority="61" w:unhideWhenUsed="0"/>
+    <w:lsdException w:name="Light Grid Accent 2" w:semiHidden="0" w:uiPriority="62" w:unhideWhenUsed="0"/>
+    <w:lsdException w:name="Medium Shading 1 Accent 2" w:semiHidden="0" w:uiPriority="63" w:unhideWhenUsed="0"/>
+    <w:lsdException w:name="Medium Shading 2 Accent 2" w:semiHidden="0" w:uiPriority="64" w:unhideWhenUsed="0"/>
+    <w:lsdException w:name="Medium List 1 Accent 2" w:semiHidden="0" w:uiPriority="65" w:unhideWhenUsed="0"/>
+    <w:lsdException w:name="Medium List 2 Accent 2" w:semiHidden="0" w:uiPriority="66" w:unhideWhenUsed="0"/>
+    <w:lsdException w:name="Medium Grid 1 Accent 2" w:semiHidden="0" w:uiPriority="67" w:unhideWhenUsed="0"/>
+    <w:lsdException w:name="Medium Grid 2 Accent 2" w:semiHidden="0" w:uiPriority="68" w:unhideWhenUsed="0"/>
+    <w:lsdException w:name="Medium Grid 3 Accent 2" w:semiHidden="0" w:uiPriority="69" w:unhideWhenUsed="0"/>
+    <w:lsdException w:name="Dark List Accent 2" w:semiHidden="0" w:uiPriority="70" w:unhideWhenUsed="0"/>
+    <w:lsdException w:name="Colorful Shading Accent 2" w:semiHidden="0" w:uiPriority="71" w:unhideWhenUsed="0"/>
+    <w:lsdException w:name="Colorful List Accent 2" w:semiHidden="0" w:uiPriority="72" w:unhideWhenUsed="0"/>
+    <w:lsdException w:name="Colorful Grid Accent 2" w:semiHidden="0" w:uiPriority="73" w:unhideWhenUsed="0"/>
+    <w:lsdException w:name="Light Shading Accent 3" w:semiHidden="0" w:uiPriority="60" w:unhideWhenUsed="0"/>
+    <w:lsdException w:name="Light List Accent 3" w:semiHidden="0" w:uiPriority="61" w:unhideWhenUsed="0"/>
+    <w:lsdException w:name="Light Grid Accent 3" w:semiHidden="0" w:uiPriority="62" w:unhideWhenUsed="0"/>
+    <w:lsdException w:name="Medium Shading 1 Accent 3" w:semiHidden="0" w:uiPriority="63" w:unhideWhenUsed="0"/>
+    <w:lsdException w:name="Medium Shading 2 Accent 3" w:semiHidden="0" w:uiPriority="64" w:unhideWhenUsed="0"/>
+    <w:lsdException w:name="Medium List 1 Accent 3" w:semiHidden="0" w:uiPriority="65" w:unhideWhenUsed="0"/>
+    <w:lsdException w:name="Medium List 2 Accent 3" w:semiHidden="0" w:uiPriority="66" w:unhideWhenUsed="0"/>
+    <w:lsdException w:name="Medium Grid 1 Accent 3" w:semiHidden="0" w:uiPriority="67" w:unhideWhenUsed="0"/>
+    <w:lsdException w:name="Medium Grid 2 Accent 3" w:semiHidden="0" w:uiPriority="68" w:unhideWhenUsed="0"/>
+    <w:lsdException w:name="Medium Grid 3 Accent 3" w:semiHidden="0" w:uiPriority="69" w:unhideWhenUsed="0"/>
+    <w:lsdException w:name="Dark List Accent 3" w:semiHidden="0" w:uiPriority="70" w:unhideWhenUsed="0"/>
+    <w:lsdException w:name="Colorful Shading Accent 3" w:semiHidden="0" w:uiPriority="71" w:unhideWhenUsed="0"/>
+    <w:lsdException w:name="Colorful List Accent 3" w:semiHidden="0" w:uiPriority="72" w:unhideWhenUsed="0"/>
+    <w:lsdException w:name="Colorful Grid Accent 3" w:semiHidden="0" w:uiPriority="73" w:unhideWhenUsed="0"/>
+    <w:lsdException w:name="Light Shading Accent 4" w:semiHidden="0" w:uiPriority="60" w:unhideWhenUsed="0"/>
+    <w:lsdException w:name="Light List Accent 4" w:semiHidden="0" w:uiPriority="61" w:unhideWhenUsed="0"/>
+    <w:lsdException w:name="Light Grid Accent 4" w:semiHidden="0" w:uiPriority="62" w:unhideWhenUsed="0"/>
+    <w:lsdException w:name="Medium Shading 1 Accent 4" w:semiHidden="0" w:uiPriority="63" w:unhideWhenUsed="0"/>
+    <w:lsdException w:name="Medium Shading 2 Accent 4" w:semiHidden="0" w:uiPriority="64" w:unhideWhenUsed="0"/>
+    <w:lsdException w:name="Medium List 1 Accent 4" w:semiHidden="0" w:uiPriority="65" w:unhideWhenUsed="0"/>
+    <w:lsdException w:name="Medium List 2 Accent 4" w:semiHidden="0" w:uiPriority="66" w:unhideWhenUsed="0"/>
+    <w:lsdException w:name="Medium Grid 1 Accent 4" w:semiHidden="0" w:uiPriority="67" w:unhideWhenUsed="0"/>
+    <w:lsdException w:name="Medium Grid 2 Accent 4" w:semiHidden="0" w:uiPriority="68" w:unhideWhenUsed="0"/>
+    <w:lsdException w:name="Medium Grid 3 Accent 4" w:semiHidden="0" w:uiPriority="69" w:unhideWhenUsed="0"/>
+    <w:lsdException w:name="Dark List Accent 4" w:semiHidden="0" w:uiPriority="70" w:unhideWhenUsed="0"/>
+    <w:lsdException w:name="Colorful Shading Accent 4" w:semiHidden="0" w:uiPriority="71" w:unhideWhenUsed="0"/>
+    <w:lsdException w:name="Colorful List Accent 4" w:semiHidden="0" w:uiPriority="72" w:unhideWhenUsed="0"/>
+    <w:lsdException w:name="Colorful Grid Accent 4" w:semiHidden="0" w:uiPriority="73" w:unhideWhenUsed="0"/>
+    <w:lsdException w:name="Light Shading Accent 5" w:semiHidden="0" w:uiPriority="60" w:unhideWhenUsed="0"/>
+    <w:lsdException w:name="Light List Accent 5" w:semiHidden="0" w:uiPriority="61" w:unhideWhenUsed="0"/>
+    <w:lsdException w:name="Light Grid Accent 5" w:semiHidden="0" w:uiPriority="62" w:unhideWhenUsed="0"/>
+    <w:lsdException w:name="Medium Shading 1 Accent 5" w:semiHidden="0" w:uiPriority="63" w:unhideWhenUsed="0"/>
+    <w:lsdException w:name="Medium Shading 2 Accent 5" w:semiHidden="0" w:uiPriority="64" w:unhideWhenUsed="0"/>
+    <w:lsdException w:name="Medium List 1 Accent 5" w:semiHidden="0" w:uiPriority="65" w:unhideWhenUsed="0"/>
+    <w:lsdException w:name="Medium List 2 Accent 5" w:semiHidden="0" w:uiPriority="66" w:unhideWhenUsed="0"/>
+    <w:lsdException w:name="Medium Grid 1 Accent 5" w:semiHidden="0" w:uiPriority="67" w:unhideWhenUsed="0"/>
+    <w:lsdException w:name="Medium Grid 2 Accent 5" w:semiHidden="0" w:uiPriority="68" w:unhideWhenUsed="0"/>
+    <w:lsdException w:name="Medium Grid 3 Accent 5" w:semiHidden="0" w:uiPriority="69" w:unhideWhenUsed="0"/>
+    <w:lsdException w:name="Dark List Accent 5" w:semiHidden="0" w:uiPriority="70" w:unhideWhenUsed="0"/>
+    <w:lsdException w:name="Colorful Shading Accent 5" w:semiHidden="0" w:uiPriority="71" w:unhideWhenUsed="0"/>
+    <w:lsdException w:name="Colorful List Accent 5" w:semiHidden="0" w:uiPriority="72" w:unhideWhenUsed="0"/>
+    <w:lsdException w:name="Colorful Grid Accent 5" w:semiHidden="0" w:uiPriority="73" w:unhideWhenUsed="0"/>
+    <w:lsdException w:name="Light Shading Accent 6" w:semiHidden="0" w:uiPriority="60" w:unhideWhenUsed="0"/>
+    <w:lsdException w:name="Light List Accent 6" w:semiHidden="0" w:uiPriority="61" w:unhideWhenUsed="0"/>
+    <w:lsdException w:name="Light Grid Accent 6" w:semiHidden="0" w:uiPriority="62" w:unhideWhenUsed="0"/>
+    <w:lsdException w:name="Medium Shading 1 Accent 6" w:semiHidden="0" w:uiPriority="63" w:unhideWhenUsed="0"/>
+    <w:lsdException w:name="Medium Shading 2 Accent 6" w:semiHidden="0" w:uiPriority="64" w:unhideWhenUsed="0"/>
+    <w:lsdException w:name="Medium List 1 Accent 6" w:semiHidden="0" w:uiPriority="65" w:unhideWhenUsed="0"/>
+    <w:lsdException w:name="Medium List 2 Accent 6" w:semiHidden="0" w:uiPriority="66" w:unhideWhenUsed="0"/>
+    <w:lsdException w:name="Medium Grid 1 Accent 6" w:semiHidden="0" w:uiPriority="67" w:unhideWhenUsed="0"/>
+    <w:lsdException w:name="Medium Grid 2 Accent 6" w:semiHidden="0" w:uiPriority="68" w:unhideWhenUsed="0"/>
+    <w:lsdException w:name="Medium Grid 3 Accent 6" w:semiHidden="0" w:uiPriority="69" w:unhideWhenUsed="0"/>
+    <w:lsdException w:name="Dark List Accent 6" w:semiHidden="0" w:uiPriority="70" w:unhideWhenUsed="0"/>
+    <w:lsdException w:name="Colorful Shading Accent 6" w:semiHidden="0" w:uiPriority="71" w:unhideWhenUsed="0"/>
+    <w:lsdException w:name="Colorful List Accent 6" w:semiHidden="0" w:uiPriority="72" w:unhideWhenUsed="0"/>
+    <w:lsdException w:name="Colorful Grid Accent 6" w:semiHidden="0" w:uiPriority="73" w:unhideWhenUsed="0"/>
+    <w:lsdException w:name="Subtle Emphasis" w:semiHidden="0" w:uiPriority="19" w:unhideWhenUsed="0" w:qFormat="1"/>
+    <w:lsdException w:name="Intense Emphasis" w:semiHidden="0" w:uiPriority="21" w:unhideWhenUsed="0" w:qFormat="1"/>
+    <w:lsdException w:name="Subtle Reference" w:semiHidden="0" w:uiPriority="31" w:unhideWhenUsed="0" w:qFormat="1"/>
+    <w:lsdException w:name="Intense Reference" w:semiHidden="0" w:uiPriority="32" w:unhideWhenUsed="0" w:qFormat="1"/>
+    <w:lsdException w:name="Book Title" w:semiHidden="0" w:uiPriority="33" w:unhideWhenUsed="0" w:qFormat="1"/>
+    <w:lsdException w:name="Bibliography" w:uiPriority="37"/>
+    <w:lsdException w:name="TOC Heading" w:uiPriority="39" w:qFormat="1"/>
+  </w:latentStyles>
+  <w:style w:type="paragraph" w:default="1" w:styleId="Normal">
+    <w:name w:val="Normal"/>
+    <w:qFormat/>
+  </w:style>
+  <w:style w:type="paragraph" w:styleId="Heading1">
+    <w:name w:val="heading 1"/>
+    <w:uiPriority w:val="9"/>
+    <w:qFormat/>
+    <w:pPr>
+      <w:outlineLvl w:val="0"/>
+    </w:pPr>
+    <w:rPr>
+      <w:color w:val="2E74B5"/>
+      <w:sz w:val="32"/>
+      <w:szCs w:val="32"/>
+    </w:rPr>
+  </w:style>
+  <w:style w:type="paragraph" w:styleId="Heading2">
+    <w:name w:val="heading 2"/>
+    <w:uiPriority w:val="9"/>
+    <w:semiHidden/>
+    <w:unhideWhenUsed/>
+    <w:qFormat/>
+    <w:pPr>
+      <w:outlineLvl w:val="1"/>
+    </w:pPr>
+    <w:rPr>
+      <w:color w:val="2E74B5"/>
+      <w:sz w:val="26"/>
+      <w:szCs w:val="26"/>
+    </w:rPr>
+  </w:style>
+  <w:style w:type="paragraph" w:styleId="Heading3">
+    <w:name w:val="heading 3"/>
+    <w:uiPriority w:val="9"/>
+    <w:semiHidden/>
+    <w:unhideWhenUsed/>
+    <w:qFormat/>
+    <w:pPr>
+      <w:outlineLvl w:val="2"/>
+    </w:pPr>
+    <w:rPr>
+      <w:color w:val="1F4D78"/>
+      <w:sz w:val="24"/>
+      <w:szCs w:val="24"/>
+    </w:rPr>
+  </w:style>
+  <w:style w:type="paragraph" w:styleId="Heading4">
+    <w:name w:val="heading 4"/>
+    <w:uiPriority w:val="9"/>
+    <w:semiHidden/>
+    <w:unhideWhenUsed/>
+    <w:qFormat/>
+    <w:pPr>
+      <w:outlineLvl w:val="3"/>
+    </w:pPr>
+    <w:rPr>
+      <w:i/>
+      <w:iCs/>
+      <w:color w:val="2E74B5"/>
+    </w:rPr>
+  </w:style>
+  <w:style w:type="paragraph" w:styleId="Heading5">
+    <w:name w:val="heading 5"/>
+    <w:uiPriority w:val="9"/>
+    <w:semiHidden/>
+    <w:unhideWhenUsed/>
+    <w:qFormat/>
+    <w:pPr>
+      <w:outlineLvl w:val="4"/>
+    </w:pPr>
+    <w:rPr>
+      <w:color w:val="2E74B5"/>
+    </w:rPr>
+  </w:style>
+  <w:style w:type="paragraph" w:styleId="Heading6">
+    <w:name w:val="heading 6"/>
+    <w:uiPriority w:val="9"/>
+    <w:semiHidden/>
+    <w:unhideWhenUsed/>
+    <w:qFormat/>
+    <w:pPr>
+      <w:outlineLvl w:val="5"/>
+    </w:pPr>
+    <w:rPr>
+      <w:color w:val="1F4D78"/>
+    </w:rPr>
+  </w:style>
+  <w:style w:type="character" w:default="1" w:styleId="DefaultParagraphFont">
+    <w:name w:val="Default Paragraph Font"/>
+    <w:uiPriority w:val="1"/>
+    <w:semiHidden/>
+    <w:unhideWhenUsed/>
+  </w:style>
+  <w:style w:type="table" w:default="1" w:styleId="TableNormal">
+    <w:name w:val="Normal Table"/>
+    <w:uiPriority w:val="99"/>
+    <w:semiHidden/>
+    <w:unhideWhenUsed/>
+    <w:tblPr>
+      <w:tblInd w:w="0" w:type="dxa"/>
+      <w:tblCellMar>
+        <w:top w:w="0" w:type="dxa"/>
+        <w:left w:w="108" w:type="dxa"/>
+        <w:bottom w:w="0" w:type="dxa"/>
+        <w:right w:w="108" w:type="dxa"/>
+      </w:tblCellMar>
+    </w:tblPr>
+  </w:style>
+  <w:style w:type="numbering" w:default="1" w:styleId="NoList">
+    <w:name w:val="No List"/>
+    <w:uiPriority w:val="99"/>
+    <w:semiHidden/>
+    <w:unhideWhenUsed/>
+  </w:style>
+  <w:style w:type="paragraph" w:styleId="Title">
+    <w:name w:val="Title"/>
+    <w:uiPriority w:val="10"/>
+    <w:qFormat/>
+    <w:rPr>
+      <w:sz w:val="56"/>
+      <w:szCs w:val="56"/>
+    </w:rPr>
+  </w:style>
+  <w:style w:type="paragraph" w:customStyle="1" w:styleId="Strong1">
+    <w:name w:val="Strong1"/>
+    <w:qFormat/>
+    <w:rPr>
+      <w:b/>
+      <w:bCs/>
+    </w:rPr>
+  </w:style>
+  <w:style w:type="paragraph" w:styleId="ListParagraph">
+    <w:name w:val="List Paragraph"/>
+    <w:qFormat/>
+  </w:style>
+  <w:style w:type="character" w:styleId="Hyperlink">
+    <w:name w:val="Hyperlink"/>
+    <w:uiPriority w:val="99"/>
+    <w:unhideWhenUsed/>
+    <w:rPr>
+      <w:color w:val="0563C1"/>
+      <w:u w:val="single"/>
+    </w:rPr>
+  </w:style>
+  <w:style w:type="character" w:styleId="FootnoteReference">
+    <w:name w:val="footnote reference"/>
+    <w:uiPriority w:val="99"/>
+    <w:semiHidden/>
+    <w:unhideWhenUsed/>
+    <w:rPr>
+      <w:vertAlign w:val="superscript"/>
+    </w:rPr>
+  </w:style>
+  <w:style w:type="paragraph" w:styleId="FootnoteText">
+    <w:name w:val="footnote text"/>
+    <w:link w:val="FootnoteTextChar"/>
+    <w:uiPriority w:val="99"/>
+    <w:semiHidden/>
+    <w:unhideWhenUsed/>
+  </w:style>
+  <w:style w:type="character" w:customStyle="1" w:styleId="FootnoteTextChar">
+    <w:name w:val="Footnote Text Char"/>
+    <w:link w:val="FootnoteText"/>
+    <w:uiPriority w:val="99"/>
+    <w:semiHidden/>
+    <w:unhideWhenUsed/>
+    <w:rPr>
+      <w:sz w:val="20"/>
+      <w:szCs w:val="20"/>
+    </w:rPr>
+  </w:style>
+</w:styles>
+</file>
+
+<file path=word/stylesWithEffects.xml><?xml version="1.0" encoding="utf-8"?>
+<w:styles xmlns:wpc="http://schemas.microsoft.com/office/word/2010/wordprocessingCanvas" xmlns:mc="http://schemas.openxmlformats.org/markup-compatibility/2006" xmlns:o="urn:schemas-microsoft-com:office:office" xmlns:r="http://schemas.openxmlformats.org/officeDocument/2006/relationships" xmlns:m="http://schemas.openxmlformats.org/officeDocument/2006/math" xmlns:v="urn:schemas-microsoft-com:vml" xmlns:wp14="http://schemas.microsoft.com/office/word/2010/wordprocessingDrawing" xmlns:wp="http://schemas.openxmlformats.org/drawingml/2006/wordprocessingDrawing" xmlns:w10="urn:schemas-microsoft-com:office:word" xmlns:w="http://schemas.openxmlformats.org/wordprocessingml/2006/main" xmlns:w14="http://schemas.microsoft.com/office/word/2010/wordml" xmlns:wpg="http://schemas.microsoft.com/office/word/2010/wordprocessingGroup" xmlns:wpi="http://schemas.microsoft.com/office/word/2010/wordprocessingInk" xmlns:wne="http://schemas.microsoft.com/office/word/2006/wordml" xmlns:wps="http://schemas.microsoft.com/office/word/2010/wordprocessingShape" mc:Ignorable="w14 wp14">
+  <w:docDefaults>
+    <w:rPrDefault>
+      <w:rPr>
+        <w:rFonts w:ascii="Times New Roman" w:eastAsia="Times New Roman" w:hAnsi="Times New Roman" w:cs="Times New Roman"/>
+        <w:lang w:val="en-US" w:eastAsia="en-US" w:bidi="ar-SA"/>
+      </w:rPr>
+    </w:rPrDefault>
+    <w:pPrDefault/>
+  </w:docDefaults>
+  <w:latentStyles w:defLockedState="0" w:defUIPriority="99" w:defSemiHidden="1" w:defUnhideWhenUsed="1" w:defQFormat="0" w:count="267">
+    <w:lsdException w:name="Normal" w:semiHidden="0" w:uiPriority="0" w:unhideWhenUsed="0" w:qFormat="1"/>
+    <w:lsdException w:name="heading 1" w:semiHidden="0" w:uiPriority="9" w:unhideWhenUsed="0" w:qFormat="1"/>
+    <w:lsdException w:name="heading 2" w:uiPriority="9" w:qFormat="1"/>
+    <w:lsdException w:name="heading 3" w:uiPriority="9" w:qFormat="1"/>
+    <w:lsdException w:name="heading 4" w:uiPriority="9" w:qFormat="1"/>
+    <w:lsdException w:name="heading 5" w:uiPriority="9" w:qFormat="1"/>
+    <w:lsdException w:name="heading 6" w:uiPriority="9" w:qFormat="1"/>
+    <w:lsdException w:name="heading 7" w:uiPriority="9" w:qFormat="1"/>
+    <w:lsdException w:name="heading 8" w:uiPriority="9" w:qFormat="1"/>
+    <w:lsdException w:name="heading 9" w:uiPriority="9" w:qFormat="1"/>
+    <w:lsdException w:name="toc 1" w:uiPriority="39"/>
+    <w:lsdException w:name="toc 2" w:uiPriority="39"/>
+    <w:lsdException w:name="toc 3" w:uiPriority="39"/>
+    <w:lsdException w:name="toc 4" w:uiPriority="39"/>
+    <w:lsdException w:name="toc 5" w:uiPriority="39"/>
+    <w:lsdException w:name="toc 6" w:uiPriority="39"/>
+    <w:lsdException w:name="toc 7" w:uiPriority="39"/>
+    <w:lsdException w:name="toc 8" w:uiPriority="39"/>
+    <w:lsdException w:name="toc 9" w:uiPriority="39"/>
+    <w:lsdException w:name="caption" w:uiPriority="35" w:qFormat="1"/>
+    <w:lsdException w:name="Title" w:semiHidden="0" w:uiPriority="10" w:unhideWhenUsed="0" w:qFormat="1"/>
+    <w:lsdException w:name="Default Paragraph Font" w:uiPriority="1"/>
+    <w:lsdException w:name="Subtitle" w:semiHidden="0" w:uiPriority="11" w:unhideWhenUsed="0" w:qFormat="1"/>
+    <w:lsdException w:name="Strong" w:semiHidden="0" w:uiPriority="22" w:unhideWhenUsed="0" w:qFormat="1"/>
+    <w:lsdException w:name="Emphasis" w:semiHidden="0" w:uiPriority="20" w:unhideWhenUsed="0" w:qFormat="1"/>
+    <w:lsdException w:name="Table Grid" w:semiHidden="0" w:uiPriority="39" w:unhideWhenUsed="0"/>
+    <w:lsdException w:name="Placeholder Text" w:unhideWhenUsed="0"/>
+    <w:lsdException w:name="No Spacing" w:semiHidden="0" w:uiPriority="1" w:unhideWhenUsed="0" w:qFormat="1"/>
+    <w:lsdException w:name="Light Shading" w:semiHidden="0" w:uiPriority="60" w:unhideWhenUsed="0"/>
+    <w:lsdException w:name="Light List" w:semiHidden="0" w:uiPriority="61" w:unhideWhenUsed="0"/>
+    <w:lsdException w:name="Light Grid" w:semiHidden="0" w:uiPriority="62" w:unhideWhenUsed="0"/>
+    <w:lsdException w:name="Medium Shading 1" w:semiHidden="0" w:uiPriority="63" w:unhideWhenUsed="0"/>
+    <w:lsdException w:name="Medium Shading 2" w:semiHidden="0" w:uiPriority="64" w:unhideWhenUsed="0"/>
+    <w:lsdException w:name="Medium List 1" w:semiHidden="0" w:uiPriority="65" w:unhideWhenUsed="0"/>
+    <w:lsdException w:name="Medium List 2" w:semiHidden="0" w:uiPriority="66" w:unhideWhenUsed="0"/>
+    <w:lsdException w:name="Medium Grid 1" w:semiHidden="0" w:uiPriority="67" w:unhideWhenUsed="0"/>
+    <w:lsdException w:name="Medium Grid 2" w:semiHidden="0" w:uiPriority="68" w:unhideWhenUsed="0"/>
+    <w:lsdException w:name="Medium Grid 3" w:semiHidden="0" w:uiPriority="69" w:unhideWhenUsed="0"/>
+    <w:lsdException w:name="Dark List" w:semiHidden="0" w:uiPriority="70" w:unhideWhenUsed="0"/>
+    <w:lsdException w:name="Colorful Shading" w:semiHidden="0" w:uiPriority="71" w:unhideWhenUsed="0"/>
+    <w:lsdException w:name="Colorful List" w:semiHidden="0" w:uiPriority="72" w:unhideWhenUsed="0"/>
+    <w:lsdException w:name="Colorful Grid" w:semiHidden="0" w:uiPriority="73" w:unhideWhenUsed="0"/>
+    <w:lsdException w:name="Light Shading Accent 1" w:semiHidden="0" w:uiPriority="60" w:unhideWhenUsed="0"/>
+    <w:lsdException w:name="Light List Accent 1" w:semiHidden="0" w:uiPriority="61" w:unhideWhenUsed="0"/>
+    <w:lsdException w:name="Light Grid Accent 1" w:semiHidden="0" w:uiPriority="62" w:unhideWhenUsed="0"/>
+    <w:lsdException w:name="Medium Shading 1 Accent 1" w:semiHidden="0" w:uiPriority="63" w:unhideWhenUsed="0"/>
+    <w:lsdException w:name="Medium Shading 2 Accent 1" w:semiHidden="0" w:uiPriority="64" w:unhideWhenUsed="0"/>
+    <w:lsdException w:name="Medium List 1 Accent 1" w:semiHidden="0" w:uiPriority="65" w:unhideWhenUsed="0"/>
+    <w:lsdException w:name="Revision" w:unhideWhenUsed="0"/>
+    <w:lsdException w:name="List Paragraph" w:semiHidden="0" w:uiPriority="34" w:unhideWhenUsed="0" w:qFormat="1"/>
+    <w:lsdException w:name="Quote" w:semiHidden="0" w:uiPriority="29" w:unhideWhenUsed="0" w:qFormat="1"/>
+    <w:lsdException w:name="Intense Quote" w:semiHidden="0" w:uiPriority="30" w:unhideWhenUsed="0" w:qFormat="1"/>
+    <w:lsdException w:name="Medium List 2 Accent 1" w:semiHidden="0" w:uiPriority="66" w:unhideWhenUsed="0"/>
+    <w:lsdException w:name="Medium Grid 1 Accent 1" w:semiHidden="0" w:uiPriority="67" w:unhideWhenUsed="0"/>
+    <w:lsdException w:name="Medium Grid 2 Accent 1" w:semiHidden="0" w:uiPriority="68" w:unhideWhenUsed="0"/>
+    <w:lsdException w:name="Medium Grid 3 Accent 1" w:semiHidden="0" w:uiPriority="69" w:unhideWhenUsed="0"/>
+    <w:lsdException w:name="Dark List Accent 1" w:semiHidden="0" w:uiPriority="70" w:unhideWhenUsed="0"/>
+    <w:lsdException w:name="Colorful Shading Accent 1" w:semiHidden="0" w:uiPriority="71" w:unhideWhenUsed="0"/>
+    <w:lsdException w:name="Colorful List Accent 1" w:semiHidden="0" w:uiPriority="72" w:unhideWhenUsed="0"/>
+    <w:lsdException w:name="Colorful Grid Accent 1" w:semiHidden="0" w:uiPriority="73" w:unhideWhenUsed="0"/>
+    <w:lsdException w:name="Light Shading Accent 2" w:semiHidden="0" w:uiPriority="60" w:unhideWhenUsed="0"/>
+    <w:lsdException w:name="Light List Accent 2" w:semiHidden="0" w:uiPriority="61" w:unhideWhenUsed="0"/>
+    <w:lsdException w:name="Light Grid Accent 2" w:semiHidden="0" w:uiPriority="62" w:unhideWhenUsed="0"/>
+    <w:lsdException w:name="Medium Shading 1 Accent 2" w:semiHidden="0" w:uiPriority="63" w:unhideWhenUsed="0"/>
+    <w:lsdException w:name="Medium Shading 2 Accent 2" w:semiHidden="0" w:uiPriority="64" w:unhideWhenUsed="0"/>
+    <w:lsdException w:name="Medium List 1 Accent 2" w:semiHidden="0" w:uiPriority="65" w:unhideWhenUsed="0"/>
+    <w:lsdException w:name="Medium List 2 Accent 2" w:semiHidden="0" w:uiPriority="66" w:unhideWhenUsed="0"/>
+    <w:lsdException w:name="Medium Grid 1 Accent 2" w:semiHidden="0" w:uiPriority="67" w:unhideWhenUsed="0"/>
+    <w:lsdException w:name="Medium Grid 2 Accent 2" w:semiHidden="0" w:uiPriority="68" w:unhideWhenUsed="0"/>
+    <w:lsdException w:name="Medium Grid 3 Accent 2" w:semiHidden="0" w:uiPriority="69" w:unhideWhenUsed="0"/>
+    <w:lsdException w:name="Dark List Accent 2" w:semiHidden="0" w:uiPriority="70" w:unhideWhenUsed="0"/>
+    <w:lsdException w:name="Colorful Shading Accent 2" w:semiHidden="0" w:uiPriority="71" w:unhideWhenUsed="0"/>
+    <w:lsdException w:name="Colorful List Accent 2" w:semiHidden="0" w:uiPriority="72" w:unhideWhenUsed="0"/>
+    <w:lsdException w:name="Colorful Grid Accent 2" w:semiHidden="0" w:uiPriority="73" w:unhideWhenUsed="0"/>
+    <w:lsdException w:name="Light Shading Accent 3" w:semiHidden="0" w:uiPriority="60" w:unhideWhenUsed="0"/>
+    <w:lsdException w:name="Light List Accent 3" w:semiHidden="0" w:uiPriority="61" w:unhideWhenUsed="0"/>
+    <w:lsdException w:name="Light Grid Accent 3" w:semiHidden="0" w:uiPriority="62" w:unhideWhenUsed="0"/>
+    <w:lsdException w:name="Medium Shading 1 Accent 3" w:semiHidden="0" w:uiPriority="63" w:unhideWhenUsed="0"/>
+    <w:lsdException w:name="Medium Shading 2 Accent 3" w:semiHidden="0" w:uiPriority="64" w:unhideWhenUsed="0"/>
+    <w:lsdException w:name="Medium List 1 Accent 3" w:semiHidden="0" w:uiPriority="65" w:unhideWhenUsed="0"/>
+    <w:lsdException w:name="Medium List 2 Accent 3" w:semiHidden="0" w:uiPriority="66" w:unhideWhenUsed="0"/>
+    <w:lsdException w:name="Medium Grid 1 Accent 3" w:semiHidden="0" w:uiPriority="67" w:unhideWhenUsed="0"/>
+    <w:lsdException w:name="Medium Grid 2 Accent 3" w:semiHidden="0" w:uiPriority="68" w:unhideWhenUsed="0"/>
+    <w:lsdException w:name="Medium Grid 3 Accent 3" w:semiHidden="0" w:uiPriority="69" w:unhideWhenUsed="0"/>
+    <w:lsdException w:name="Dark List Accent 3" w:semiHidden="0" w:uiPriority="70" w:unhideWhenUsed="0"/>
+    <w:lsdException w:name="Colorful Shading Accent 3" w:semiHidden="0" w:uiPriority="71" w:unhideWhenUsed="0"/>
+    <w:lsdException w:name="Colorful List Accent 3" w:semiHidden="0" w:uiPriority="72" w:unhideWhenUsed="0"/>
+    <w:lsdException w:name="Colorful Grid Accent 3" w:semiHidden="0" w:uiPriority="73" w:unhideWhenUsed="0"/>
+    <w:lsdException w:name="Light Shading Accent 4" w:semiHidden="0" w:uiPriority="60" w:unhideWhenUsed="0"/>
+    <w:lsdException w:name="Light List Accent 4" w:semiHidden="0" w:uiPriority="61" w:unhideWhenUsed="0"/>
+    <w:lsdException w:name="Light Grid Accent 4" w:semiHidden="0" w:uiPriority="62" w:unhideWhenUsed="0"/>
+    <w:lsdException w:name="Medium Shading 1 Accent 4" w:semiHidden="0" w:uiPriority="63" w:unhideWhenUsed="0"/>
+    <w:lsdException w:name="Medium Shading 2 Accent 4" w:semiHidden="0" w:uiPriority="64" w:unhideWhenUsed="0"/>
+    <w:lsdException w:name="Medium List 1 Accent 4" w:semiHidden="0" w:uiPriority="65" w:unhideWhenUsed="0"/>
+    <w:lsdException w:name="Medium List 2 Accent 4" w:semiHidden="0" w:uiPriority="66" w:unhideWhenUsed="0"/>
+    <w:lsdException w:name="Medium Grid 1 Accent 4" w:semiHidden="0" w:uiPriority="67" w:unhideWhenUsed="0"/>
+    <w:lsdException w:name="Medium Grid 2 Accent 4" w:semiHidden="0" w:uiPriority="68" w:unhideWhenUsed="0"/>
+    <w:lsdException w:name="Medium Grid 3 Accent 4" w:semiHidden="0" w:uiPriority="69" w:unhideWhenUsed="0"/>
+    <w:lsdException w:name="Dark List Accent 4" w:semiHidden="0" w:uiPriority="70" w:unhideWhenUsed="0"/>
+    <w:lsdException w:name="Colorful Shading Accent 4" w:semiHidden="0" w:uiPriority="71" w:unhideWhenUsed="0"/>
+    <w:lsdException w:name="Colorful List Accent 4" w:semiHidden="0" w:uiPriority="72" w:unhideWhenUsed="0"/>
+    <w:lsdException w:name="Colorful Grid Accent 4" w:semiHidden="0" w:uiPriority="73" w:unhideWhenUsed="0"/>
+    <w:lsdException w:name="Light Shading Accent 5" w:semiHidden="0" w:uiPriority="60" w:unhideWhenUsed="0"/>
+    <w:lsdException w:name="Light List Accent 5" w:semiHidden="0" w:uiPriority="61" w:unhideWhenUsed="0"/>
+    <w:lsdException w:name="Light Grid Accent 5" w:semiHidden="0" w:uiPriority="62" w:unhideWhenUsed="0"/>
+    <w:lsdException w:name="Medium Shading 1 Accent 5" w:semiHidden="0" w:uiPriority="63" w:unhideWhenUsed="0"/>
+    <w:lsdException w:name="Medium Shading 2 Accent 5" w:semiHidden="0" w:uiPriority="64" w:unhideWhenUsed="0"/>
+    <w:lsdException w:name="Medium List 1 Accent 5" w:semiHidden="0" w:uiPriority="65" w:unhideWhenUsed="0"/>
+    <w:lsdException w:name="Medium List 2 Accent 5" w:semiHidden="0" w:uiPriority="66" w:unhideWhenUsed="0"/>
+    <w:lsdException w:name="Medium Grid 1 Accent 5" w:semiHidden="0" w:uiPriority="67" w:unhideWhenUsed="0"/>
+    <w:lsdException w:name="Medium Grid 2 Accent 5" w:semiHidden="0" w:uiPriority="68" w:unhideWhenUsed="0"/>
+    <w:lsdException w:name="Medium Grid 3 Accent 5" w:semiHidden="0" w:uiPriority="69" w:unhideWhenUsed="0"/>
+    <w:lsdException w:name="Dark List Accent 5" w:semiHidden="0" w:uiPriority="70" w:unhideWhenUsed="0"/>
+    <w:lsdException w:name="Colorful Shading Accent 5" w:semiHidden="0" w:uiPriority="71" w:unhideWhenUsed="0"/>
+    <w:lsdException w:name="Colorful List Accent 5" w:semiHidden="0" w:uiPriority="72" w:unhideWhenUsed="0"/>
+    <w:lsdException w:name="Colorful Grid Accent 5" w:semiHidden="0" w:uiPriority="73" w:unhideWhenUsed="0"/>
+    <w:lsdException w:name="Light Shading Accent 6" w:semiHidden="0" w:uiPriority="60" w:unhideWhenUsed="0"/>
+    <w:lsdException w:name="Light List Accent 6" w:semiHidden="0" w:uiPriority="61" w:unhideWhenUsed="0"/>
+    <w:lsdException w:name="Light Grid Accent 6" w:semiHidden="0" w:uiPriority="62" w:unhideWhenUsed="0"/>
+    <w:lsdException w:name="Medium Shading 1 Accent 6" w:semiHidden="0" w:uiPriority="63" w:unhideWhenUsed="0"/>
+    <w:lsdException w:name="Medium Shading 2 Accent 6" w:semiHidden="0" w:uiPriority="64" w:unhideWhenUsed="0"/>
+    <w:lsdException w:name="Medium List 1 Accent 6" w:semiHidden="0" w:uiPriority="65" w:unhideWhenUsed="0"/>
+    <w:lsdException w:name="Medium List 2 Accent 6" w:semiHidden="0" w:uiPriority="66" w:unhideWhenUsed="0"/>
+    <w:lsdException w:name="Medium Grid 1 Accent 6" w:semiHidden="0" w:uiPriority="67" w:unhideWhenUsed="0"/>
+    <w:lsdException w:name="Medium Grid 2 Accent 6" w:semiHidden="0" w:uiPriority="68" w:unhideWhenUsed="0"/>
+    <w:lsdException w:name="Medium Grid 3 Accent 6" w:semiHidden="0" w:uiPriority="69" w:unhideWhenUsed="0"/>
+    <w:lsdException w:name="Dark List Accent 6" w:semiHidden="0" w:uiPriority="70" w:unhideWhenUsed="0"/>
+    <w:lsdException w:name="Colorful Shading Accent 6" w:semiHidden="0" w:uiPriority="71" w:unhideWhenUsed="0"/>
+    <w:lsdException w:name="Colorful List Accent 6" w:semiHidden="0" w:uiPriority="72" w:unhideWhenUsed="0"/>
+    <w:lsdException w:name="Colorful Grid Accent 6" w:semiHidden="0" w:uiPriority="73" w:unhideWhenUsed="0"/>
+    <w:lsdException w:name="Subtle Emphasis" w:semiHidden="0" w:uiPriority="19" w:unhideWhenUsed="0" w:qFormat="1"/>
+    <w:lsdException w:name="Intense Emphasis" w:semiHidden="0" w:uiPriority="21" w:unhideWhenUsed="0" w:qFormat="1"/>
+    <w:lsdException w:name="Subtle Reference" w:semiHidden="0" w:uiPriority="31" w:unhideWhenUsed="0" w:qFormat="1"/>
+    <w:lsdException w:name="Intense Reference" w:semiHidden="0" w:uiPriority="32" w:unhideWhenUsed="0" w:qFormat="1"/>
+    <w:lsdException w:name="Book Title" w:semiHidden="0" w:uiPriority="33" w:unhideWhenUsed="0" w:qFormat="1"/>
+    <w:lsdException w:name="Bibliography" w:uiPriority="37"/>
+    <w:lsdException w:name="TOC Heading" w:uiPriority="39" w:qFormat="1"/>
   </w:latentStyles>
   <w:style w:type="paragraph" w:default="1" w:styleId="Normal">
     <w:name w:val="Normal"/>
@@ -2559,7 +3337,7 @@
   <a:extraClrSchemeLst/>
   <a:extLst>
     <a:ext uri="{05A4C25C-085E-4340-85A3-A5531E510DB2}">
-      <thm15:themeFamily xmlns:thm15="http://schemas.microsoft.com/office/thememl/2012/main" name="Office Theme" id="{2E142A2C-CD16-42D6-873A-C26D2A0506FA}" vid="{1BDDFF52-6CD6-40A5-AB3C-68EB2F1E4D0A}"/>
+      <thm15:themeFamily xmlns:thm15="http://schemas.microsoft.com/office/thememl/2012/main" xmlns="" name="Office Theme" id="{2E142A2C-CD16-42D6-873A-C26D2A0506FA}" vid="{1BDDFF52-6CD6-40A5-AB3C-68EB2F1E4D0A}"/>
     </a:ext>
   </a:extLst>
 </a:theme>
